--- a/data/03_investment_memo/investment_memo_28.docx
+++ b/data/03_investment_memo/investment_memo_28.docx
@@ -21,18 +21,7 @@
     <w:p>
       <w:r>
         <w:br/>
-        <w:t>根据内部财务模型测算，万迅电脑网络有限公司 在未来三年</w:t>
-        <w:br/>
-        <w:t>收入复合增长率预计可达到 19% 左右。</w:t>
-        <w:br/>
-        <w:t>该预测基于行业需求增长以及公司产能扩张计划。</w:t>
-        <w:br/>
-      </w:r>
-    </w:p>
-    <w:p>
-      <w:r>
-        <w:br/>
-        <w:t>风险管理部认为，消费科技 行业仍然面临若干</w:t>
+        <w:t>风险管理部认为，半导体 行业仍然面临若干</w:t>
         <w:br/>
         <w:t>不确定性因素，包括技术迭代风险、政策变化、</w:t>
         <w:br/>
@@ -43,53 +32,40 @@
     <w:p>
       <w:r>
         <w:br/>
-        <w:t>兰金电子网络有限公司 是中国 消费科技 行业的重要企业之一。</w:t>
+        <w:t>从产业链角度看，云计算 行业主要由上游设备厂商、</w:t>
         <w:br/>
-        <w:t>根据华辰资本 风险管理部 的研究，该公司成立于 2006 年，</w:t>
+        <w:t>中游平台企业以及下游应用厂商组成。</w:t>
         <w:br/>
-        <w:t>目前员工规模约 4629 人。公司近年来持续加大研发投入，</w:t>
-        <w:br/>
-        <w:t>在核心技术方面形成了较强的竞争壁垒。</w:t>
+        <w:t>创联世纪信息有限公司 主要位于产业链的 上游 环节。</w:t>
         <w:br/>
       </w:r>
     </w:p>
     <w:p>
       <w:r>
         <w:br/>
-        <w:t>从产业链角度看，机器人 行业主要由上游设备厂商、</w:t>
+        <w:t>华辰资本旗下的 HC Quant Arbitrage Fund 在最近的资产配置会议中</w:t>
         <w:br/>
-        <w:t>中游平台企业以及下游应用厂商组成。</w:t>
+        <w:t>讨论了 人工智能 行业的投资机会，并对 飞利信科技有限公司</w:t>
         <w:br/>
-        <w:t>艾提科信科技有限公司 主要位于产业链的 中游 环节。</w:t>
+        <w:t>进行了重点评估。</w:t>
         <w:br/>
       </w:r>
     </w:p>
     <w:p>
       <w:r>
         <w:br/>
-        <w:t>根据内部财务模型测算，天益科技有限公司 在未来三年</w:t>
+        <w:t>从产业链角度看，人工智能 行业主要由上游设备厂商、</w:t>
         <w:br/>
-        <w:t>收入复合增长率预计可达到 14% 左右。</w:t>
+        <w:t>中游平台企业以及下游应用厂商组成。</w:t>
         <w:br/>
-        <w:t>该预测基于行业需求增长以及公司产能扩张计划。</w:t>
+        <w:t>新格林耐特网络有限公司 主要位于产业链的 下游 环节。</w:t>
         <w:br/>
       </w:r>
     </w:p>
     <w:p>
       <w:r>
         <w:br/>
-        <w:t>根据内部财务模型测算，兰金电子网络有限公司 在未来三年</w:t>
-        <w:br/>
-        <w:t>收入复合增长率预计可达到 19% 左右。</w:t>
-        <w:br/>
-        <w:t>该预测基于行业需求增长以及公司产能扩张计划。</w:t>
-        <w:br/>
-      </w:r>
-    </w:p>
-    <w:p>
-      <w:r>
-        <w:br/>
-        <w:t>风险管理部认为，机器人 行业仍然面临若干</w:t>
+        <w:t>风险管理部认为，人工智能 行业仍然面临若干</w:t>
         <w:br/>
         <w:t>不确定性因素，包括技术迭代风险、政策变化、</w:t>
         <w:br/>
@@ -100,11 +76,1601 @@
     <w:p>
       <w:r>
         <w:br/>
-        <w:t>国讯网络有限公司 是中国 云计算 行业的重要企业之一。</w:t>
+        <w:t>从产业链角度看，消费科技 行业主要由上游设备厂商、</w:t>
         <w:br/>
-        <w:t>根据华辰资本 量化研究部 的研究，该公司成立于 2016 年，</w:t>
+        <w:t>中游平台企业以及下游应用厂商组成。</w:t>
         <w:br/>
-        <w:t>目前员工规模约 6348 人。公司近年来持续加大研发投入，</w:t>
+        <w:t>联软科技有限公司 主要位于产业链的 上游 环节。</w:t>
+        <w:br/>
+      </w:r>
+    </w:p>
+    <w:p>
+      <w:r>
+        <w:br/>
+        <w:t>根据内部财务模型测算，联软网络有限公司 在未来三年</w:t>
+        <w:br/>
+        <w:t>收入复合增长率预计可达到 18% 左右。</w:t>
+        <w:br/>
+        <w:t>该预测基于行业需求增长以及公司产能扩张计划。</w:t>
+        <w:br/>
+      </w:r>
+    </w:p>
+    <w:p>
+      <w:r>
+        <w:br/>
+        <w:t>根据内部财务模型测算，艾提科信科技有限公司 在未来三年</w:t>
+        <w:br/>
+        <w:t>收入复合增长率预计可达到 22% 左右。</w:t>
+        <w:br/>
+        <w:t>该预测基于行业需求增长以及公司产能扩张计划。</w:t>
+        <w:br/>
+      </w:r>
+    </w:p>
+    <w:tbl>
+      <w:tblPr>
+        <w:tblW w:type="auto" w:w="0"/>
+        <w:tblLook w:firstColumn="1" w:firstRow="1" w:lastColumn="0" w:lastRow="0" w:noHBand="0" w:noVBand="1" w:val="04A0"/>
+      </w:tblPr>
+      <w:tblGrid>
+        <w:gridCol w:w="2160"/>
+        <w:gridCol w:w="2160"/>
+        <w:gridCol w:w="2160"/>
+        <w:gridCol w:w="2160"/>
+      </w:tblGrid>
+      <w:tr>
+        <w:tc>
+          <w:tcPr>
+            <w:tcW w:type="dxa" w:w="2160"/>
+          </w:tcPr>
+          <w:p>
+            <w:r>
+              <w:t>公司</w:t>
+            </w:r>
+          </w:p>
+        </w:tc>
+        <w:tc>
+          <w:tcPr>
+            <w:tcW w:type="dxa" w:w="2160"/>
+          </w:tcPr>
+          <w:p>
+            <w:r>
+              <w:t>行业</w:t>
+            </w:r>
+          </w:p>
+        </w:tc>
+        <w:tc>
+          <w:tcPr>
+            <w:tcW w:type="dxa" w:w="2160"/>
+          </w:tcPr>
+          <w:p>
+            <w:r>
+              <w:t>市值</w:t>
+            </w:r>
+          </w:p>
+        </w:tc>
+        <w:tc>
+          <w:tcPr>
+            <w:tcW w:type="dxa" w:w="2160"/>
+          </w:tcPr>
+          <w:p>
+            <w:r>
+              <w:t>增长率</w:t>
+            </w:r>
+          </w:p>
+        </w:tc>
+      </w:tr>
+      <w:tr>
+        <w:tc>
+          <w:tcPr>
+            <w:tcW w:type="dxa" w:w="2160"/>
+          </w:tcPr>
+          <w:p>
+            <w:r>
+              <w:t>精芯信息有限公司</w:t>
+            </w:r>
+          </w:p>
+        </w:tc>
+        <w:tc>
+          <w:tcPr>
+            <w:tcW w:type="dxa" w:w="2160"/>
+          </w:tcPr>
+          <w:p>
+            <w:r>
+              <w:t>半导体</w:t>
+            </w:r>
+          </w:p>
+        </w:tc>
+        <w:tc>
+          <w:tcPr>
+            <w:tcW w:type="dxa" w:w="2160"/>
+          </w:tcPr>
+          <w:p>
+            <w:r>
+              <w:t>537亿</w:t>
+            </w:r>
+          </w:p>
+        </w:tc>
+        <w:tc>
+          <w:tcPr>
+            <w:tcW w:type="dxa" w:w="2160"/>
+          </w:tcPr>
+          <w:p>
+            <w:r>
+              <w:t>5%</w:t>
+            </w:r>
+          </w:p>
+        </w:tc>
+      </w:tr>
+      <w:tr>
+        <w:tc>
+          <w:tcPr>
+            <w:tcW w:type="dxa" w:w="2160"/>
+          </w:tcPr>
+          <w:p>
+            <w:r>
+              <w:t>泰麒麟网络有限公司</w:t>
+            </w:r>
+          </w:p>
+        </w:tc>
+        <w:tc>
+          <w:tcPr>
+            <w:tcW w:type="dxa" w:w="2160"/>
+          </w:tcPr>
+          <w:p>
+            <w:r>
+              <w:t>云计算</w:t>
+            </w:r>
+          </w:p>
+        </w:tc>
+        <w:tc>
+          <w:tcPr>
+            <w:tcW w:type="dxa" w:w="2160"/>
+          </w:tcPr>
+          <w:p>
+            <w:r>
+              <w:t>603亿</w:t>
+            </w:r>
+          </w:p>
+        </w:tc>
+        <w:tc>
+          <w:tcPr>
+            <w:tcW w:type="dxa" w:w="2160"/>
+          </w:tcPr>
+          <w:p>
+            <w:r>
+              <w:t>11%</w:t>
+            </w:r>
+          </w:p>
+        </w:tc>
+      </w:tr>
+      <w:tr>
+        <w:tc>
+          <w:tcPr>
+            <w:tcW w:type="dxa" w:w="2160"/>
+          </w:tcPr>
+          <w:p>
+            <w:r>
+              <w:t>良诺科技有限公司</w:t>
+            </w:r>
+          </w:p>
+        </w:tc>
+        <w:tc>
+          <w:tcPr>
+            <w:tcW w:type="dxa" w:w="2160"/>
+          </w:tcPr>
+          <w:p>
+            <w:r>
+              <w:t>云计算</w:t>
+            </w:r>
+          </w:p>
+        </w:tc>
+        <w:tc>
+          <w:tcPr>
+            <w:tcW w:type="dxa" w:w="2160"/>
+          </w:tcPr>
+          <w:p>
+            <w:r>
+              <w:t>185亿</w:t>
+            </w:r>
+          </w:p>
+        </w:tc>
+        <w:tc>
+          <w:tcPr>
+            <w:tcW w:type="dxa" w:w="2160"/>
+          </w:tcPr>
+          <w:p>
+            <w:r>
+              <w:t>20%</w:t>
+            </w:r>
+          </w:p>
+        </w:tc>
+      </w:tr>
+      <w:tr>
+        <w:tc>
+          <w:tcPr>
+            <w:tcW w:type="dxa" w:w="2160"/>
+          </w:tcPr>
+          <w:p>
+            <w:r>
+              <w:t>九方传媒有限公司</w:t>
+            </w:r>
+          </w:p>
+        </w:tc>
+        <w:tc>
+          <w:tcPr>
+            <w:tcW w:type="dxa" w:w="2160"/>
+          </w:tcPr>
+          <w:p>
+            <w:r>
+              <w:t>医疗科技</w:t>
+            </w:r>
+          </w:p>
+        </w:tc>
+        <w:tc>
+          <w:tcPr>
+            <w:tcW w:type="dxa" w:w="2160"/>
+          </w:tcPr>
+          <w:p>
+            <w:r>
+              <w:t>569亿</w:t>
+            </w:r>
+          </w:p>
+        </w:tc>
+        <w:tc>
+          <w:tcPr>
+            <w:tcW w:type="dxa" w:w="2160"/>
+          </w:tcPr>
+          <w:p>
+            <w:r>
+              <w:t>25%</w:t>
+            </w:r>
+          </w:p>
+        </w:tc>
+      </w:tr>
+      <w:tr>
+        <w:tc>
+          <w:tcPr>
+            <w:tcW w:type="dxa" w:w="2160"/>
+          </w:tcPr>
+          <w:p>
+            <w:r>
+              <w:t>华泰通安传媒有限公司</w:t>
+            </w:r>
+          </w:p>
+        </w:tc>
+        <w:tc>
+          <w:tcPr>
+            <w:tcW w:type="dxa" w:w="2160"/>
+          </w:tcPr>
+          <w:p>
+            <w:r>
+              <w:t>消费科技</w:t>
+            </w:r>
+          </w:p>
+        </w:tc>
+        <w:tc>
+          <w:tcPr>
+            <w:tcW w:type="dxa" w:w="2160"/>
+          </w:tcPr>
+          <w:p>
+            <w:r>
+              <w:t>367亿</w:t>
+            </w:r>
+          </w:p>
+        </w:tc>
+        <w:tc>
+          <w:tcPr>
+            <w:tcW w:type="dxa" w:w="2160"/>
+          </w:tcPr>
+          <w:p>
+            <w:r>
+              <w:t>21%</w:t>
+            </w:r>
+          </w:p>
+        </w:tc>
+      </w:tr>
+      <w:tr>
+        <w:tc>
+          <w:tcPr>
+            <w:tcW w:type="dxa" w:w="2160"/>
+          </w:tcPr>
+          <w:p>
+            <w:r>
+              <w:t>联通时科传媒有限公司</w:t>
+            </w:r>
+          </w:p>
+        </w:tc>
+        <w:tc>
+          <w:tcPr>
+            <w:tcW w:type="dxa" w:w="2160"/>
+          </w:tcPr>
+          <w:p>
+            <w:r>
+              <w:t>消费科技</w:t>
+            </w:r>
+          </w:p>
+        </w:tc>
+        <w:tc>
+          <w:tcPr>
+            <w:tcW w:type="dxa" w:w="2160"/>
+          </w:tcPr>
+          <w:p>
+            <w:r>
+              <w:t>602亿</w:t>
+            </w:r>
+          </w:p>
+        </w:tc>
+        <w:tc>
+          <w:tcPr>
+            <w:tcW w:type="dxa" w:w="2160"/>
+          </w:tcPr>
+          <w:p>
+            <w:r>
+              <w:t>24%</w:t>
+            </w:r>
+          </w:p>
+        </w:tc>
+      </w:tr>
+      <w:tr>
+        <w:tc>
+          <w:tcPr>
+            <w:tcW w:type="dxa" w:w="2160"/>
+          </w:tcPr>
+          <w:p>
+            <w:r>
+              <w:t>精芯信息有限公司</w:t>
+            </w:r>
+          </w:p>
+        </w:tc>
+        <w:tc>
+          <w:tcPr>
+            <w:tcW w:type="dxa" w:w="2160"/>
+          </w:tcPr>
+          <w:p>
+            <w:r>
+              <w:t>半导体</w:t>
+            </w:r>
+          </w:p>
+        </w:tc>
+        <w:tc>
+          <w:tcPr>
+            <w:tcW w:type="dxa" w:w="2160"/>
+          </w:tcPr>
+          <w:p>
+            <w:r>
+              <w:t>714亿</w:t>
+            </w:r>
+          </w:p>
+        </w:tc>
+        <w:tc>
+          <w:tcPr>
+            <w:tcW w:type="dxa" w:w="2160"/>
+          </w:tcPr>
+          <w:p>
+            <w:r>
+              <w:t>26%</w:t>
+            </w:r>
+          </w:p>
+        </w:tc>
+      </w:tr>
+      <w:tr>
+        <w:tc>
+          <w:tcPr>
+            <w:tcW w:type="dxa" w:w="2160"/>
+          </w:tcPr>
+          <w:p>
+            <w:r>
+              <w:t>精芯信息有限公司</w:t>
+            </w:r>
+          </w:p>
+        </w:tc>
+        <w:tc>
+          <w:tcPr>
+            <w:tcW w:type="dxa" w:w="2160"/>
+          </w:tcPr>
+          <w:p>
+            <w:r>
+              <w:t>半导体</w:t>
+            </w:r>
+          </w:p>
+        </w:tc>
+        <w:tc>
+          <w:tcPr>
+            <w:tcW w:type="dxa" w:w="2160"/>
+          </w:tcPr>
+          <w:p>
+            <w:r>
+              <w:t>554亿</w:t>
+            </w:r>
+          </w:p>
+        </w:tc>
+        <w:tc>
+          <w:tcPr>
+            <w:tcW w:type="dxa" w:w="2160"/>
+          </w:tcPr>
+          <w:p>
+            <w:r>
+              <w:t>12%</w:t>
+            </w:r>
+          </w:p>
+        </w:tc>
+      </w:tr>
+      <w:tr>
+        <w:tc>
+          <w:tcPr>
+            <w:tcW w:type="dxa" w:w="2160"/>
+          </w:tcPr>
+          <w:p>
+            <w:r>
+              <w:t>惠派国际公司科技有限公司</w:t>
+            </w:r>
+          </w:p>
+        </w:tc>
+        <w:tc>
+          <w:tcPr>
+            <w:tcW w:type="dxa" w:w="2160"/>
+          </w:tcPr>
+          <w:p>
+            <w:r>
+              <w:t>人工智能</w:t>
+            </w:r>
+          </w:p>
+        </w:tc>
+        <w:tc>
+          <w:tcPr>
+            <w:tcW w:type="dxa" w:w="2160"/>
+          </w:tcPr>
+          <w:p>
+            <w:r>
+              <w:t>794亿</w:t>
+            </w:r>
+          </w:p>
+        </w:tc>
+        <w:tc>
+          <w:tcPr>
+            <w:tcW w:type="dxa" w:w="2160"/>
+          </w:tcPr>
+          <w:p>
+            <w:r>
+              <w:t>12%</w:t>
+            </w:r>
+          </w:p>
+        </w:tc>
+      </w:tr>
+      <w:tr>
+        <w:tc>
+          <w:tcPr>
+            <w:tcW w:type="dxa" w:w="2160"/>
+          </w:tcPr>
+          <w:p>
+            <w:r>
+              <w:t>中建创业科技有限公司</w:t>
+            </w:r>
+          </w:p>
+        </w:tc>
+        <w:tc>
+          <w:tcPr>
+            <w:tcW w:type="dxa" w:w="2160"/>
+          </w:tcPr>
+          <w:p>
+            <w:r>
+              <w:t>半导体</w:t>
+            </w:r>
+          </w:p>
+        </w:tc>
+        <w:tc>
+          <w:tcPr>
+            <w:tcW w:type="dxa" w:w="2160"/>
+          </w:tcPr>
+          <w:p>
+            <w:r>
+              <w:t>689亿</w:t>
+            </w:r>
+          </w:p>
+        </w:tc>
+        <w:tc>
+          <w:tcPr>
+            <w:tcW w:type="dxa" w:w="2160"/>
+          </w:tcPr>
+          <w:p>
+            <w:r>
+              <w:t>8%</w:t>
+            </w:r>
+          </w:p>
+        </w:tc>
+      </w:tr>
+      <w:tr>
+        <w:tc>
+          <w:tcPr>
+            <w:tcW w:type="dxa" w:w="2160"/>
+          </w:tcPr>
+          <w:p>
+            <w:r>
+              <w:t>通际名联科技有限公司</w:t>
+            </w:r>
+          </w:p>
+        </w:tc>
+        <w:tc>
+          <w:tcPr>
+            <w:tcW w:type="dxa" w:w="2160"/>
+          </w:tcPr>
+          <w:p>
+            <w:r>
+              <w:t>人工智能</w:t>
+            </w:r>
+          </w:p>
+        </w:tc>
+        <w:tc>
+          <w:tcPr>
+            <w:tcW w:type="dxa" w:w="2160"/>
+          </w:tcPr>
+          <w:p>
+            <w:r>
+              <w:t>713亿</w:t>
+            </w:r>
+          </w:p>
+        </w:tc>
+        <w:tc>
+          <w:tcPr>
+            <w:tcW w:type="dxa" w:w="2160"/>
+          </w:tcPr>
+          <w:p>
+            <w:r>
+              <w:t>30%</w:t>
+            </w:r>
+          </w:p>
+        </w:tc>
+      </w:tr>
+      <w:tr>
+        <w:tc>
+          <w:tcPr>
+            <w:tcW w:type="dxa" w:w="2160"/>
+          </w:tcPr>
+          <w:p>
+            <w:r>
+              <w:t>良诺科技有限公司</w:t>
+            </w:r>
+          </w:p>
+        </w:tc>
+        <w:tc>
+          <w:tcPr>
+            <w:tcW w:type="dxa" w:w="2160"/>
+          </w:tcPr>
+          <w:p>
+            <w:r>
+              <w:t>云计算</w:t>
+            </w:r>
+          </w:p>
+        </w:tc>
+        <w:tc>
+          <w:tcPr>
+            <w:tcW w:type="dxa" w:w="2160"/>
+          </w:tcPr>
+          <w:p>
+            <w:r>
+              <w:t>732亿</w:t>
+            </w:r>
+          </w:p>
+        </w:tc>
+        <w:tc>
+          <w:tcPr>
+            <w:tcW w:type="dxa" w:w="2160"/>
+          </w:tcPr>
+          <w:p>
+            <w:r>
+              <w:t>21%</w:t>
+            </w:r>
+          </w:p>
+        </w:tc>
+      </w:tr>
+      <w:tr>
+        <w:tc>
+          <w:tcPr>
+            <w:tcW w:type="dxa" w:w="2160"/>
+          </w:tcPr>
+          <w:p>
+            <w:r>
+              <w:t>惠派国际公司科技有限公司</w:t>
+            </w:r>
+          </w:p>
+        </w:tc>
+        <w:tc>
+          <w:tcPr>
+            <w:tcW w:type="dxa" w:w="2160"/>
+          </w:tcPr>
+          <w:p>
+            <w:r>
+              <w:t>人工智能</w:t>
+            </w:r>
+          </w:p>
+        </w:tc>
+        <w:tc>
+          <w:tcPr>
+            <w:tcW w:type="dxa" w:w="2160"/>
+          </w:tcPr>
+          <w:p>
+            <w:r>
+              <w:t>325亿</w:t>
+            </w:r>
+          </w:p>
+        </w:tc>
+        <w:tc>
+          <w:tcPr>
+            <w:tcW w:type="dxa" w:w="2160"/>
+          </w:tcPr>
+          <w:p>
+            <w:r>
+              <w:t>24%</w:t>
+            </w:r>
+          </w:p>
+        </w:tc>
+      </w:tr>
+      <w:tr>
+        <w:tc>
+          <w:tcPr>
+            <w:tcW w:type="dxa" w:w="2160"/>
+          </w:tcPr>
+          <w:p>
+            <w:r>
+              <w:t>良诺科技有限公司</w:t>
+            </w:r>
+          </w:p>
+        </w:tc>
+        <w:tc>
+          <w:tcPr>
+            <w:tcW w:type="dxa" w:w="2160"/>
+          </w:tcPr>
+          <w:p>
+            <w:r>
+              <w:t>云计算</w:t>
+            </w:r>
+          </w:p>
+        </w:tc>
+        <w:tc>
+          <w:tcPr>
+            <w:tcW w:type="dxa" w:w="2160"/>
+          </w:tcPr>
+          <w:p>
+            <w:r>
+              <w:t>763亿</w:t>
+            </w:r>
+          </w:p>
+        </w:tc>
+        <w:tc>
+          <w:tcPr>
+            <w:tcW w:type="dxa" w:w="2160"/>
+          </w:tcPr>
+          <w:p>
+            <w:r>
+              <w:t>19%</w:t>
+            </w:r>
+          </w:p>
+        </w:tc>
+      </w:tr>
+      <w:tr>
+        <w:tc>
+          <w:tcPr>
+            <w:tcW w:type="dxa" w:w="2160"/>
+          </w:tcPr>
+          <w:p>
+            <w:r>
+              <w:t>浦华众城网络有限公司</w:t>
+            </w:r>
+          </w:p>
+        </w:tc>
+        <w:tc>
+          <w:tcPr>
+            <w:tcW w:type="dxa" w:w="2160"/>
+          </w:tcPr>
+          <w:p>
+            <w:r>
+              <w:t>新能源</w:t>
+            </w:r>
+          </w:p>
+        </w:tc>
+        <w:tc>
+          <w:tcPr>
+            <w:tcW w:type="dxa" w:w="2160"/>
+          </w:tcPr>
+          <w:p>
+            <w:r>
+              <w:t>538亿</w:t>
+            </w:r>
+          </w:p>
+        </w:tc>
+        <w:tc>
+          <w:tcPr>
+            <w:tcW w:type="dxa" w:w="2160"/>
+          </w:tcPr>
+          <w:p>
+            <w:r>
+              <w:t>15%</w:t>
+            </w:r>
+          </w:p>
+        </w:tc>
+      </w:tr>
+    </w:tbl>
+    <w:p>
+      <w:pPr>
+        <w:pStyle w:val="Heading1"/>
+      </w:pPr>
+      <w:r>
+        <w:t>行业分析 2</w:t>
+      </w:r>
+    </w:p>
+    <w:p>
+      <w:r>
+        <w:br/>
+        <w:t>信诚致远科技有限公司 是中国 云计算 行业的重要企业之一。</w:t>
+        <w:br/>
+        <w:t>根据华辰资本 风险管理部 的研究，该公司成立于 2014 年，</w:t>
+        <w:br/>
+        <w:t>目前员工规模约 1360 人。公司近年来持续加大研发投入，</w:t>
+        <w:br/>
+        <w:t>在核心技术方面形成了较强的竞争壁垒。</w:t>
+        <w:br/>
+      </w:r>
+    </w:p>
+    <w:p>
+      <w:r>
+        <w:br/>
+        <w:t>从产业链角度看，人工智能 行业主要由上游设备厂商、</w:t>
+        <w:br/>
+        <w:t>中游平台企业以及下游应用厂商组成。</w:t>
+        <w:br/>
+        <w:t>惠派国际公司科技有限公司 主要位于产业链的 中游 环节。</w:t>
+        <w:br/>
+      </w:r>
+    </w:p>
+    <w:p>
+      <w:r>
+        <w:br/>
+        <w:t>风险管理部认为，人工智能 行业仍然面临若干</w:t>
+        <w:br/>
+        <w:t>不确定性因素，包括技术迭代风险、政策变化、</w:t>
+        <w:br/>
+        <w:t>以及市场竞争加剧等问题。</w:t>
+        <w:br/>
+      </w:r>
+    </w:p>
+    <w:p>
+      <w:r>
+        <w:br/>
+        <w:t>华辰资本旗下的 HC Quant Arbitrage Fund 在最近的资产配置会议中</w:t>
+        <w:br/>
+        <w:t>讨论了 云计算 行业的投资机会，并对 佳禾传媒有限公司</w:t>
+        <w:br/>
+        <w:t>进行了重点评估。</w:t>
+        <w:br/>
+      </w:r>
+    </w:p>
+    <w:p>
+      <w:r>
+        <w:br/>
+        <w:t>华辰资本旗下的 HC AI Innovation Fund 在最近的资产配置会议中</w:t>
+        <w:br/>
+        <w:t>讨论了 半导体 行业的投资机会，并对 联软网络有限公司</w:t>
+        <w:br/>
+        <w:t>进行了重点评估。</w:t>
+        <w:br/>
+      </w:r>
+    </w:p>
+    <w:p>
+      <w:r>
+        <w:br/>
+        <w:t>昊嘉科技有限公司 是中国 医疗科技 行业的重要企业之一。</w:t>
+        <w:br/>
+        <w:t>根据华辰资本 投资委员会 的研究，该公司成立于 2006 年，</w:t>
+        <w:br/>
+        <w:t>目前员工规模约 7977 人。公司近年来持续加大研发投入，</w:t>
+        <w:br/>
+        <w:t>在核心技术方面形成了较强的竞争壁垒。</w:t>
+        <w:br/>
+      </w:r>
+    </w:p>
+    <w:p>
+      <w:r>
+        <w:br/>
+        <w:t>迪摩信息有限公司 是中国 医疗科技 行业的重要企业之一。</w:t>
+        <w:br/>
+        <w:t>根据华辰资本 投资策略部 的研究，该公司成立于 2013 年，</w:t>
+        <w:br/>
+        <w:t>目前员工规模约 858 人。公司近年来持续加大研发投入，</w:t>
+        <w:br/>
+        <w:t>在核心技术方面形成了较强的竞争壁垒。</w:t>
+        <w:br/>
+      </w:r>
+    </w:p>
+    <w:p>
+      <w:r>
+        <w:br/>
+        <w:t>华辰资本旗下的 HC Quant Arbitrage Fund 在最近的资产配置会议中</w:t>
+        <w:br/>
+        <w:t>讨论了 消费科技 行业的投资机会，并对 天开科技有限公司</w:t>
+        <w:br/>
+        <w:t>进行了重点评估。</w:t>
+        <w:br/>
+      </w:r>
+    </w:p>
+    <w:tbl>
+      <w:tblPr>
+        <w:tblW w:type="auto" w:w="0"/>
+        <w:tblLook w:firstColumn="1" w:firstRow="1" w:lastColumn="0" w:lastRow="0" w:noHBand="0" w:noVBand="1" w:val="04A0"/>
+      </w:tblPr>
+      <w:tblGrid>
+        <w:gridCol w:w="2160"/>
+        <w:gridCol w:w="2160"/>
+        <w:gridCol w:w="2160"/>
+        <w:gridCol w:w="2160"/>
+      </w:tblGrid>
+      <w:tr>
+        <w:tc>
+          <w:tcPr>
+            <w:tcW w:type="dxa" w:w="2160"/>
+          </w:tcPr>
+          <w:p>
+            <w:r>
+              <w:t>公司</w:t>
+            </w:r>
+          </w:p>
+        </w:tc>
+        <w:tc>
+          <w:tcPr>
+            <w:tcW w:type="dxa" w:w="2160"/>
+          </w:tcPr>
+          <w:p>
+            <w:r>
+              <w:t>行业</w:t>
+            </w:r>
+          </w:p>
+        </w:tc>
+        <w:tc>
+          <w:tcPr>
+            <w:tcW w:type="dxa" w:w="2160"/>
+          </w:tcPr>
+          <w:p>
+            <w:r>
+              <w:t>市值</w:t>
+            </w:r>
+          </w:p>
+        </w:tc>
+        <w:tc>
+          <w:tcPr>
+            <w:tcW w:type="dxa" w:w="2160"/>
+          </w:tcPr>
+          <w:p>
+            <w:r>
+              <w:t>增长率</w:t>
+            </w:r>
+          </w:p>
+        </w:tc>
+      </w:tr>
+      <w:tr>
+        <w:tc>
+          <w:tcPr>
+            <w:tcW w:type="dxa" w:w="2160"/>
+          </w:tcPr>
+          <w:p>
+            <w:r>
+              <w:t>浦华众城网络有限公司</w:t>
+            </w:r>
+          </w:p>
+        </w:tc>
+        <w:tc>
+          <w:tcPr>
+            <w:tcW w:type="dxa" w:w="2160"/>
+          </w:tcPr>
+          <w:p>
+            <w:r>
+              <w:t>新能源</w:t>
+            </w:r>
+          </w:p>
+        </w:tc>
+        <w:tc>
+          <w:tcPr>
+            <w:tcW w:type="dxa" w:w="2160"/>
+          </w:tcPr>
+          <w:p>
+            <w:r>
+              <w:t>520亿</w:t>
+            </w:r>
+          </w:p>
+        </w:tc>
+        <w:tc>
+          <w:tcPr>
+            <w:tcW w:type="dxa" w:w="2160"/>
+          </w:tcPr>
+          <w:p>
+            <w:r>
+              <w:t>17%</w:t>
+            </w:r>
+          </w:p>
+        </w:tc>
+      </w:tr>
+      <w:tr>
+        <w:tc>
+          <w:tcPr>
+            <w:tcW w:type="dxa" w:w="2160"/>
+          </w:tcPr>
+          <w:p>
+            <w:r>
+              <w:t>信诚致远科技有限公司</w:t>
+            </w:r>
+          </w:p>
+        </w:tc>
+        <w:tc>
+          <w:tcPr>
+            <w:tcW w:type="dxa" w:w="2160"/>
+          </w:tcPr>
+          <w:p>
+            <w:r>
+              <w:t>云计算</w:t>
+            </w:r>
+          </w:p>
+        </w:tc>
+        <w:tc>
+          <w:tcPr>
+            <w:tcW w:type="dxa" w:w="2160"/>
+          </w:tcPr>
+          <w:p>
+            <w:r>
+              <w:t>409亿</w:t>
+            </w:r>
+          </w:p>
+        </w:tc>
+        <w:tc>
+          <w:tcPr>
+            <w:tcW w:type="dxa" w:w="2160"/>
+          </w:tcPr>
+          <w:p>
+            <w:r>
+              <w:t>29%</w:t>
+            </w:r>
+          </w:p>
+        </w:tc>
+      </w:tr>
+      <w:tr>
+        <w:tc>
+          <w:tcPr>
+            <w:tcW w:type="dxa" w:w="2160"/>
+          </w:tcPr>
+          <w:p>
+            <w:r>
+              <w:t>飞海科技传媒有限公司</w:t>
+            </w:r>
+          </w:p>
+        </w:tc>
+        <w:tc>
+          <w:tcPr>
+            <w:tcW w:type="dxa" w:w="2160"/>
+          </w:tcPr>
+          <w:p>
+            <w:r>
+              <w:t>消费科技</w:t>
+            </w:r>
+          </w:p>
+        </w:tc>
+        <w:tc>
+          <w:tcPr>
+            <w:tcW w:type="dxa" w:w="2160"/>
+          </w:tcPr>
+          <w:p>
+            <w:r>
+              <w:t>558亿</w:t>
+            </w:r>
+          </w:p>
+        </w:tc>
+        <w:tc>
+          <w:tcPr>
+            <w:tcW w:type="dxa" w:w="2160"/>
+          </w:tcPr>
+          <w:p>
+            <w:r>
+              <w:t>8%</w:t>
+            </w:r>
+          </w:p>
+        </w:tc>
+      </w:tr>
+      <w:tr>
+        <w:tc>
+          <w:tcPr>
+            <w:tcW w:type="dxa" w:w="2160"/>
+          </w:tcPr>
+          <w:p>
+            <w:r>
+              <w:t>图龙信息传媒有限公司</w:t>
+            </w:r>
+          </w:p>
+        </w:tc>
+        <w:tc>
+          <w:tcPr>
+            <w:tcW w:type="dxa" w:w="2160"/>
+          </w:tcPr>
+          <w:p>
+            <w:r>
+              <w:t>机器人</w:t>
+            </w:r>
+          </w:p>
+        </w:tc>
+        <w:tc>
+          <w:tcPr>
+            <w:tcW w:type="dxa" w:w="2160"/>
+          </w:tcPr>
+          <w:p>
+            <w:r>
+              <w:t>512亿</w:t>
+            </w:r>
+          </w:p>
+        </w:tc>
+        <w:tc>
+          <w:tcPr>
+            <w:tcW w:type="dxa" w:w="2160"/>
+          </w:tcPr>
+          <w:p>
+            <w:r>
+              <w:t>15%</w:t>
+            </w:r>
+          </w:p>
+        </w:tc>
+      </w:tr>
+      <w:tr>
+        <w:tc>
+          <w:tcPr>
+            <w:tcW w:type="dxa" w:w="2160"/>
+          </w:tcPr>
+          <w:p>
+            <w:r>
+              <w:t>联通时科传媒有限公司</w:t>
+            </w:r>
+          </w:p>
+        </w:tc>
+        <w:tc>
+          <w:tcPr>
+            <w:tcW w:type="dxa" w:w="2160"/>
+          </w:tcPr>
+          <w:p>
+            <w:r>
+              <w:t>消费科技</w:t>
+            </w:r>
+          </w:p>
+        </w:tc>
+        <w:tc>
+          <w:tcPr>
+            <w:tcW w:type="dxa" w:w="2160"/>
+          </w:tcPr>
+          <w:p>
+            <w:r>
+              <w:t>378亿</w:t>
+            </w:r>
+          </w:p>
+        </w:tc>
+        <w:tc>
+          <w:tcPr>
+            <w:tcW w:type="dxa" w:w="2160"/>
+          </w:tcPr>
+          <w:p>
+            <w:r>
+              <w:t>16%</w:t>
+            </w:r>
+          </w:p>
+        </w:tc>
+      </w:tr>
+      <w:tr>
+        <w:tc>
+          <w:tcPr>
+            <w:tcW w:type="dxa" w:w="2160"/>
+          </w:tcPr>
+          <w:p>
+            <w:r>
+              <w:t>图龙信息传媒有限公司</w:t>
+            </w:r>
+          </w:p>
+        </w:tc>
+        <w:tc>
+          <w:tcPr>
+            <w:tcW w:type="dxa" w:w="2160"/>
+          </w:tcPr>
+          <w:p>
+            <w:r>
+              <w:t>机器人</w:t>
+            </w:r>
+          </w:p>
+        </w:tc>
+        <w:tc>
+          <w:tcPr>
+            <w:tcW w:type="dxa" w:w="2160"/>
+          </w:tcPr>
+          <w:p>
+            <w:r>
+              <w:t>246亿</w:t>
+            </w:r>
+          </w:p>
+        </w:tc>
+        <w:tc>
+          <w:tcPr>
+            <w:tcW w:type="dxa" w:w="2160"/>
+          </w:tcPr>
+          <w:p>
+            <w:r>
+              <w:t>16%</w:t>
+            </w:r>
+          </w:p>
+        </w:tc>
+      </w:tr>
+      <w:tr>
+        <w:tc>
+          <w:tcPr>
+            <w:tcW w:type="dxa" w:w="2160"/>
+          </w:tcPr>
+          <w:p>
+            <w:r>
+              <w:t>明腾传媒有限公司</w:t>
+            </w:r>
+          </w:p>
+        </w:tc>
+        <w:tc>
+          <w:tcPr>
+            <w:tcW w:type="dxa" w:w="2160"/>
+          </w:tcPr>
+          <w:p>
+            <w:r>
+              <w:t>人工智能</w:t>
+            </w:r>
+          </w:p>
+        </w:tc>
+        <w:tc>
+          <w:tcPr>
+            <w:tcW w:type="dxa" w:w="2160"/>
+          </w:tcPr>
+          <w:p>
+            <w:r>
+              <w:t>681亿</w:t>
+            </w:r>
+          </w:p>
+        </w:tc>
+        <w:tc>
+          <w:tcPr>
+            <w:tcW w:type="dxa" w:w="2160"/>
+          </w:tcPr>
+          <w:p>
+            <w:r>
+              <w:t>16%</w:t>
+            </w:r>
+          </w:p>
+        </w:tc>
+      </w:tr>
+      <w:tr>
+        <w:tc>
+          <w:tcPr>
+            <w:tcW w:type="dxa" w:w="2160"/>
+          </w:tcPr>
+          <w:p>
+            <w:r>
+              <w:t>新格林耐特网络有限公司</w:t>
+            </w:r>
+          </w:p>
+        </w:tc>
+        <w:tc>
+          <w:tcPr>
+            <w:tcW w:type="dxa" w:w="2160"/>
+          </w:tcPr>
+          <w:p>
+            <w:r>
+              <w:t>人工智能</w:t>
+            </w:r>
+          </w:p>
+        </w:tc>
+        <w:tc>
+          <w:tcPr>
+            <w:tcW w:type="dxa" w:w="2160"/>
+          </w:tcPr>
+          <w:p>
+            <w:r>
+              <w:t>734亿</w:t>
+            </w:r>
+          </w:p>
+        </w:tc>
+        <w:tc>
+          <w:tcPr>
+            <w:tcW w:type="dxa" w:w="2160"/>
+          </w:tcPr>
+          <w:p>
+            <w:r>
+              <w:t>14%</w:t>
+            </w:r>
+          </w:p>
+        </w:tc>
+      </w:tr>
+      <w:tr>
+        <w:tc>
+          <w:tcPr>
+            <w:tcW w:type="dxa" w:w="2160"/>
+          </w:tcPr>
+          <w:p>
+            <w:r>
+              <w:t>中建创业科技有限公司</w:t>
+            </w:r>
+          </w:p>
+        </w:tc>
+        <w:tc>
+          <w:tcPr>
+            <w:tcW w:type="dxa" w:w="2160"/>
+          </w:tcPr>
+          <w:p>
+            <w:r>
+              <w:t>半导体</w:t>
+            </w:r>
+          </w:p>
+        </w:tc>
+        <w:tc>
+          <w:tcPr>
+            <w:tcW w:type="dxa" w:w="2160"/>
+          </w:tcPr>
+          <w:p>
+            <w:r>
+              <w:t>691亿</w:t>
+            </w:r>
+          </w:p>
+        </w:tc>
+        <w:tc>
+          <w:tcPr>
+            <w:tcW w:type="dxa" w:w="2160"/>
+          </w:tcPr>
+          <w:p>
+            <w:r>
+              <w:t>16%</w:t>
+            </w:r>
+          </w:p>
+        </w:tc>
+      </w:tr>
+      <w:tr>
+        <w:tc>
+          <w:tcPr>
+            <w:tcW w:type="dxa" w:w="2160"/>
+          </w:tcPr>
+          <w:p>
+            <w:r>
+              <w:t>昂歌信息信息有限公司</w:t>
+            </w:r>
+          </w:p>
+        </w:tc>
+        <w:tc>
+          <w:tcPr>
+            <w:tcW w:type="dxa" w:w="2160"/>
+          </w:tcPr>
+          <w:p>
+            <w:r>
+              <w:t>消费科技</w:t>
+            </w:r>
+          </w:p>
+        </w:tc>
+        <w:tc>
+          <w:tcPr>
+            <w:tcW w:type="dxa" w:w="2160"/>
+          </w:tcPr>
+          <w:p>
+            <w:r>
+              <w:t>699亿</w:t>
+            </w:r>
+          </w:p>
+        </w:tc>
+        <w:tc>
+          <w:tcPr>
+            <w:tcW w:type="dxa" w:w="2160"/>
+          </w:tcPr>
+          <w:p>
+            <w:r>
+              <w:t>25%</w:t>
+            </w:r>
+          </w:p>
+        </w:tc>
+      </w:tr>
+      <w:tr>
+        <w:tc>
+          <w:tcPr>
+            <w:tcW w:type="dxa" w:w="2160"/>
+          </w:tcPr>
+          <w:p>
+            <w:r>
+              <w:t>通际名联科技有限公司</w:t>
+            </w:r>
+          </w:p>
+        </w:tc>
+        <w:tc>
+          <w:tcPr>
+            <w:tcW w:type="dxa" w:w="2160"/>
+          </w:tcPr>
+          <w:p>
+            <w:r>
+              <w:t>人工智能</w:t>
+            </w:r>
+          </w:p>
+        </w:tc>
+        <w:tc>
+          <w:tcPr>
+            <w:tcW w:type="dxa" w:w="2160"/>
+          </w:tcPr>
+          <w:p>
+            <w:r>
+              <w:t>562亿</w:t>
+            </w:r>
+          </w:p>
+        </w:tc>
+        <w:tc>
+          <w:tcPr>
+            <w:tcW w:type="dxa" w:w="2160"/>
+          </w:tcPr>
+          <w:p>
+            <w:r>
+              <w:t>13%</w:t>
+            </w:r>
+          </w:p>
+        </w:tc>
+      </w:tr>
+      <w:tr>
+        <w:tc>
+          <w:tcPr>
+            <w:tcW w:type="dxa" w:w="2160"/>
+          </w:tcPr>
+          <w:p>
+            <w:r>
+              <w:t>信诚致远网络有限公司</w:t>
+            </w:r>
+          </w:p>
+        </w:tc>
+        <w:tc>
+          <w:tcPr>
+            <w:tcW w:type="dxa" w:w="2160"/>
+          </w:tcPr>
+          <w:p>
+            <w:r>
+              <w:t>半导体</w:t>
+            </w:r>
+          </w:p>
+        </w:tc>
+        <w:tc>
+          <w:tcPr>
+            <w:tcW w:type="dxa" w:w="2160"/>
+          </w:tcPr>
+          <w:p>
+            <w:r>
+              <w:t>780亿</w:t>
+            </w:r>
+          </w:p>
+        </w:tc>
+        <w:tc>
+          <w:tcPr>
+            <w:tcW w:type="dxa" w:w="2160"/>
+          </w:tcPr>
+          <w:p>
+            <w:r>
+              <w:t>16%</w:t>
+            </w:r>
+          </w:p>
+        </w:tc>
+      </w:tr>
+      <w:tr>
+        <w:tc>
+          <w:tcPr>
+            <w:tcW w:type="dxa" w:w="2160"/>
+          </w:tcPr>
+          <w:p>
+            <w:r>
+              <w:t>恩悌网络有限公司</w:t>
+            </w:r>
+          </w:p>
+        </w:tc>
+        <w:tc>
+          <w:tcPr>
+            <w:tcW w:type="dxa" w:w="2160"/>
+          </w:tcPr>
+          <w:p>
+            <w:r>
+              <w:t>新能源</w:t>
+            </w:r>
+          </w:p>
+        </w:tc>
+        <w:tc>
+          <w:tcPr>
+            <w:tcW w:type="dxa" w:w="2160"/>
+          </w:tcPr>
+          <w:p>
+            <w:r>
+              <w:t>548亿</w:t>
+            </w:r>
+          </w:p>
+        </w:tc>
+        <w:tc>
+          <w:tcPr>
+            <w:tcW w:type="dxa" w:w="2160"/>
+          </w:tcPr>
+          <w:p>
+            <w:r>
+              <w:t>22%</w:t>
+            </w:r>
+          </w:p>
+        </w:tc>
+      </w:tr>
+      <w:tr>
+        <w:tc>
+          <w:tcPr>
+            <w:tcW w:type="dxa" w:w="2160"/>
+          </w:tcPr>
+          <w:p>
+            <w:r>
+              <w:t>雨林木风计算机科技有限公司</w:t>
+            </w:r>
+          </w:p>
+        </w:tc>
+        <w:tc>
+          <w:tcPr>
+            <w:tcW w:type="dxa" w:w="2160"/>
+          </w:tcPr>
+          <w:p>
+            <w:r>
+              <w:t>半导体</w:t>
+            </w:r>
+          </w:p>
+        </w:tc>
+        <w:tc>
+          <w:tcPr>
+            <w:tcW w:type="dxa" w:w="2160"/>
+          </w:tcPr>
+          <w:p>
+            <w:r>
+              <w:t>582亿</w:t>
+            </w:r>
+          </w:p>
+        </w:tc>
+        <w:tc>
+          <w:tcPr>
+            <w:tcW w:type="dxa" w:w="2160"/>
+          </w:tcPr>
+          <w:p>
+            <w:r>
+              <w:t>6%</w:t>
+            </w:r>
+          </w:p>
+        </w:tc>
+      </w:tr>
+      <w:tr>
+        <w:tc>
+          <w:tcPr>
+            <w:tcW w:type="dxa" w:w="2160"/>
+          </w:tcPr>
+          <w:p>
+            <w:r>
+              <w:t>浦华众城网络有限公司</w:t>
+            </w:r>
+          </w:p>
+        </w:tc>
+        <w:tc>
+          <w:tcPr>
+            <w:tcW w:type="dxa" w:w="2160"/>
+          </w:tcPr>
+          <w:p>
+            <w:r>
+              <w:t>新能源</w:t>
+            </w:r>
+          </w:p>
+        </w:tc>
+        <w:tc>
+          <w:tcPr>
+            <w:tcW w:type="dxa" w:w="2160"/>
+          </w:tcPr>
+          <w:p>
+            <w:r>
+              <w:t>169亿</w:t>
+            </w:r>
+          </w:p>
+        </w:tc>
+        <w:tc>
+          <w:tcPr>
+            <w:tcW w:type="dxa" w:w="2160"/>
+          </w:tcPr>
+          <w:p>
+            <w:r>
+              <w:t>28%</w:t>
+            </w:r>
+          </w:p>
+        </w:tc>
+      </w:tr>
+    </w:tbl>
+    <w:p>
+      <w:pPr>
+        <w:pStyle w:val="Heading1"/>
+      </w:pPr>
+      <w:r>
+        <w:t>行业分析 3</w:t>
+      </w:r>
+    </w:p>
+    <w:p>
+      <w:r>
+        <w:br/>
+        <w:t>从产业链角度看，半导体 行业主要由上游设备厂商、</w:t>
+        <w:br/>
+        <w:t>中游平台企业以及下游应用厂商组成。</w:t>
+        <w:br/>
+        <w:t>联软网络有限公司 主要位于产业链的 上游 环节。</w:t>
+        <w:br/>
+      </w:r>
+    </w:p>
+    <w:p>
+      <w:r>
+        <w:br/>
+        <w:t>根据内部财务模型测算，华成育卓科技有限公司 在未来三年</w:t>
+        <w:br/>
+        <w:t>收入复合增长率预计可达到 12% 左右。</w:t>
+        <w:br/>
+        <w:t>该预测基于行业需求增长以及公司产能扩张计划。</w:t>
+        <w:br/>
+      </w:r>
+    </w:p>
+    <w:p>
+      <w:r>
+        <w:br/>
+        <w:t>风险管理部认为，新能源 行业仍然面临若干</w:t>
+        <w:br/>
+        <w:t>不确定性因素，包括技术迭代风险、政策变化、</w:t>
+        <w:br/>
+        <w:t>以及市场竞争加剧等问题。</w:t>
+        <w:br/>
+      </w:r>
+    </w:p>
+    <w:p>
+      <w:r>
+        <w:br/>
+        <w:t>雨林木风计算机科技有限公司 是中国 半导体 行业的重要企业之一。</w:t>
+        <w:br/>
+        <w:t>根据华辰资本 风险管理部 的研究，该公司成立于 2007 年，</w:t>
+        <w:br/>
+        <w:t>目前员工规模约 7826 人。公司近年来持续加大研发投入，</w:t>
+        <w:br/>
+        <w:t>在核心技术方面形成了较强的竞争壁垒。</w:t>
+        <w:br/>
+      </w:r>
+    </w:p>
+    <w:p>
+      <w:r>
+        <w:br/>
+        <w:t>根据内部财务模型测算，天开科技有限公司 在未来三年</w:t>
+        <w:br/>
+        <w:t>收入复合增长率预计可达到 18% 左右。</w:t>
+        <w:br/>
+        <w:t>该预测基于行业需求增长以及公司产能扩张计划。</w:t>
+        <w:br/>
+      </w:r>
+    </w:p>
+    <w:p>
+      <w:r>
+        <w:br/>
+        <w:t>风险管理部认为，半导体 行业仍然面临若干</w:t>
+        <w:br/>
+        <w:t>不确定性因素，包括技术迭代风险、政策变化、</w:t>
+        <w:br/>
+        <w:t>以及市场竞争加剧等问题。</w:t>
+        <w:br/>
+      </w:r>
+    </w:p>
+    <w:p>
+      <w:r>
+        <w:br/>
+        <w:t>从产业链角度看，新能源 行业主要由上游设备厂商、</w:t>
+        <w:br/>
+        <w:t>中游平台企业以及下游应用厂商组成。</w:t>
+        <w:br/>
+        <w:t>戴硕电子网络有限公司 主要位于产业链的 上游 环节。</w:t>
+        <w:br/>
+      </w:r>
+    </w:p>
+    <w:p>
+      <w:r>
+        <w:br/>
+        <w:t>雨林木风计算机科技有限公司 是中国 半导体 行业的重要企业之一。</w:t>
+        <w:br/>
+        <w:t>根据华辰资本 资产配置委员会 的研究，该公司成立于 2007 年，</w:t>
+        <w:br/>
+        <w:t>目前员工规模约 7826 人。公司近年来持续加大研发投入，</w:t>
         <w:br/>
         <w:t>在核心技术方面形成了较强的竞争壁垒。</w:t>
         <w:br/>
@@ -170,37 +1736,37 @@
           </w:tcPr>
           <w:p>
             <w:r>
-              <w:t>精芯信息有限公司</w:t>
-            </w:r>
-          </w:p>
-        </w:tc>
-        <w:tc>
-          <w:tcPr>
-            <w:tcW w:type="dxa" w:w="2160"/>
-          </w:tcPr>
-          <w:p>
-            <w:r>
-              <w:t>消费科技</w:t>
-            </w:r>
-          </w:p>
-        </w:tc>
-        <w:tc>
-          <w:tcPr>
-            <w:tcW w:type="dxa" w:w="2160"/>
-          </w:tcPr>
-          <w:p>
-            <w:r>
-              <w:t>211亿</w:t>
-            </w:r>
-          </w:p>
-        </w:tc>
-        <w:tc>
-          <w:tcPr>
-            <w:tcW w:type="dxa" w:w="2160"/>
-          </w:tcPr>
-          <w:p>
-            <w:r>
-              <w:t>15%</w:t>
+              <w:t>惠派国际公司科技有限公司</w:t>
+            </w:r>
+          </w:p>
+        </w:tc>
+        <w:tc>
+          <w:tcPr>
+            <w:tcW w:type="dxa" w:w="2160"/>
+          </w:tcPr>
+          <w:p>
+            <w:r>
+              <w:t>人工智能</w:t>
+            </w:r>
+          </w:p>
+        </w:tc>
+        <w:tc>
+          <w:tcPr>
+            <w:tcW w:type="dxa" w:w="2160"/>
+          </w:tcPr>
+          <w:p>
+            <w:r>
+              <w:t>437亿</w:t>
+            </w:r>
+          </w:p>
+        </w:tc>
+        <w:tc>
+          <w:tcPr>
+            <w:tcW w:type="dxa" w:w="2160"/>
+          </w:tcPr>
+          <w:p>
+            <w:r>
+              <w:t>19%</w:t>
             </w:r>
           </w:p>
         </w:tc>
@@ -212,7 +1778,7 @@
           </w:tcPr>
           <w:p>
             <w:r>
-              <w:t>新宇龙信息传媒有限公司</w:t>
+              <w:t>图龙信息传媒有限公司</w:t>
             </w:r>
           </w:p>
         </w:tc>
@@ -232,17 +1798,17 @@
           </w:tcPr>
           <w:p>
             <w:r>
-              <w:t>383亿</w:t>
-            </w:r>
-          </w:p>
-        </w:tc>
-        <w:tc>
-          <w:tcPr>
-            <w:tcW w:type="dxa" w:w="2160"/>
-          </w:tcPr>
-          <w:p>
-            <w:r>
-              <w:t>21%</w:t>
+              <w:t>637亿</w:t>
+            </w:r>
+          </w:p>
+        </w:tc>
+        <w:tc>
+          <w:tcPr>
+            <w:tcW w:type="dxa" w:w="2160"/>
+          </w:tcPr>
+          <w:p>
+            <w:r>
+              <w:t>9%</w:t>
             </w:r>
           </w:p>
         </w:tc>
@@ -254,37 +1820,37 @@
           </w:tcPr>
           <w:p>
             <w:r>
-              <w:t>天益科技有限公司</w:t>
-            </w:r>
-          </w:p>
-        </w:tc>
-        <w:tc>
-          <w:tcPr>
-            <w:tcW w:type="dxa" w:w="2160"/>
-          </w:tcPr>
-          <w:p>
-            <w:r>
-              <w:t>半导体</w:t>
-            </w:r>
-          </w:p>
-        </w:tc>
-        <w:tc>
-          <w:tcPr>
-            <w:tcW w:type="dxa" w:w="2160"/>
-          </w:tcPr>
-          <w:p>
-            <w:r>
-              <w:t>563亿</w:t>
-            </w:r>
-          </w:p>
-        </w:tc>
-        <w:tc>
-          <w:tcPr>
-            <w:tcW w:type="dxa" w:w="2160"/>
-          </w:tcPr>
-          <w:p>
-            <w:r>
-              <w:t>19%</w:t>
+              <w:t>创联世纪信息有限公司</w:t>
+            </w:r>
+          </w:p>
+        </w:tc>
+        <w:tc>
+          <w:tcPr>
+            <w:tcW w:type="dxa" w:w="2160"/>
+          </w:tcPr>
+          <w:p>
+            <w:r>
+              <w:t>云计算</w:t>
+            </w:r>
+          </w:p>
+        </w:tc>
+        <w:tc>
+          <w:tcPr>
+            <w:tcW w:type="dxa" w:w="2160"/>
+          </w:tcPr>
+          <w:p>
+            <w:r>
+              <w:t>507亿</w:t>
+            </w:r>
+          </w:p>
+        </w:tc>
+        <w:tc>
+          <w:tcPr>
+            <w:tcW w:type="dxa" w:w="2160"/>
+          </w:tcPr>
+          <w:p>
+            <w:r>
+              <w:t>14%</w:t>
             </w:r>
           </w:p>
         </w:tc>
@@ -296,37 +1862,37 @@
           </w:tcPr>
           <w:p>
             <w:r>
-              <w:t>凌云网络有限公司</w:t>
-            </w:r>
-          </w:p>
-        </w:tc>
-        <w:tc>
-          <w:tcPr>
-            <w:tcW w:type="dxa" w:w="2160"/>
-          </w:tcPr>
-          <w:p>
-            <w:r>
-              <w:t>医疗科技</w:t>
-            </w:r>
-          </w:p>
-        </w:tc>
-        <w:tc>
-          <w:tcPr>
-            <w:tcW w:type="dxa" w:w="2160"/>
-          </w:tcPr>
-          <w:p>
-            <w:r>
-              <w:t>148亿</w:t>
-            </w:r>
-          </w:p>
-        </w:tc>
-        <w:tc>
-          <w:tcPr>
-            <w:tcW w:type="dxa" w:w="2160"/>
-          </w:tcPr>
-          <w:p>
-            <w:r>
-              <w:t>13%</w:t>
+              <w:t>信诚致远科技有限公司</w:t>
+            </w:r>
+          </w:p>
+        </w:tc>
+        <w:tc>
+          <w:tcPr>
+            <w:tcW w:type="dxa" w:w="2160"/>
+          </w:tcPr>
+          <w:p>
+            <w:r>
+              <w:t>云计算</w:t>
+            </w:r>
+          </w:p>
+        </w:tc>
+        <w:tc>
+          <w:tcPr>
+            <w:tcW w:type="dxa" w:w="2160"/>
+          </w:tcPr>
+          <w:p>
+            <w:r>
+              <w:t>668亿</w:t>
+            </w:r>
+          </w:p>
+        </w:tc>
+        <w:tc>
+          <w:tcPr>
+            <w:tcW w:type="dxa" w:w="2160"/>
+          </w:tcPr>
+          <w:p>
+            <w:r>
+              <w:t>9%</w:t>
             </w:r>
           </w:p>
         </w:tc>
@@ -338,7 +1904,7 @@
           </w:tcPr>
           <w:p>
             <w:r>
-              <w:t>九方信息有限公司</w:t>
+              <w:t>创汇传媒有限公司</w:t>
             </w:r>
           </w:p>
         </w:tc>
@@ -358,17 +1924,17 @@
           </w:tcPr>
           <w:p>
             <w:r>
-              <w:t>741亿</w:t>
-            </w:r>
-          </w:p>
-        </w:tc>
-        <w:tc>
-          <w:tcPr>
-            <w:tcW w:type="dxa" w:w="2160"/>
-          </w:tcPr>
-          <w:p>
-            <w:r>
-              <w:t>12%</w:t>
+              <w:t>217亿</w:t>
+            </w:r>
+          </w:p>
+        </w:tc>
+        <w:tc>
+          <w:tcPr>
+            <w:tcW w:type="dxa" w:w="2160"/>
+          </w:tcPr>
+          <w:p>
+            <w:r>
+              <w:t>16%</w:t>
             </w:r>
           </w:p>
         </w:tc>
@@ -380,37 +1946,37 @@
           </w:tcPr>
           <w:p>
             <w:r>
-              <w:t>昊嘉网络有限公司</w:t>
-            </w:r>
-          </w:p>
-        </w:tc>
-        <w:tc>
-          <w:tcPr>
-            <w:tcW w:type="dxa" w:w="2160"/>
-          </w:tcPr>
-          <w:p>
-            <w:r>
-              <w:t>新能源</w:t>
-            </w:r>
-          </w:p>
-        </w:tc>
-        <w:tc>
-          <w:tcPr>
-            <w:tcW w:type="dxa" w:w="2160"/>
-          </w:tcPr>
-          <w:p>
-            <w:r>
-              <w:t>682亿</w:t>
-            </w:r>
-          </w:p>
-        </w:tc>
-        <w:tc>
-          <w:tcPr>
-            <w:tcW w:type="dxa" w:w="2160"/>
-          </w:tcPr>
-          <w:p>
-            <w:r>
-              <w:t>21%</w:t>
+              <w:t>艾提科信科技有限公司</w:t>
+            </w:r>
+          </w:p>
+        </w:tc>
+        <w:tc>
+          <w:tcPr>
+            <w:tcW w:type="dxa" w:w="2160"/>
+          </w:tcPr>
+          <w:p>
+            <w:r>
+              <w:t>云计算</w:t>
+            </w:r>
+          </w:p>
+        </w:tc>
+        <w:tc>
+          <w:tcPr>
+            <w:tcW w:type="dxa" w:w="2160"/>
+          </w:tcPr>
+          <w:p>
+            <w:r>
+              <w:t>117亿</w:t>
+            </w:r>
+          </w:p>
+        </w:tc>
+        <w:tc>
+          <w:tcPr>
+            <w:tcW w:type="dxa" w:w="2160"/>
+          </w:tcPr>
+          <w:p>
+            <w:r>
+              <w:t>15%</w:t>
             </w:r>
           </w:p>
         </w:tc>
@@ -422,37 +1988,37 @@
           </w:tcPr>
           <w:p>
             <w:r>
-              <w:t>九方信息有限公司</w:t>
-            </w:r>
-          </w:p>
-        </w:tc>
-        <w:tc>
-          <w:tcPr>
-            <w:tcW w:type="dxa" w:w="2160"/>
-          </w:tcPr>
-          <w:p>
-            <w:r>
-              <w:t>新能源</w:t>
-            </w:r>
-          </w:p>
-        </w:tc>
-        <w:tc>
-          <w:tcPr>
-            <w:tcW w:type="dxa" w:w="2160"/>
-          </w:tcPr>
-          <w:p>
-            <w:r>
-              <w:t>704亿</w:t>
-            </w:r>
-          </w:p>
-        </w:tc>
-        <w:tc>
-          <w:tcPr>
-            <w:tcW w:type="dxa" w:w="2160"/>
-          </w:tcPr>
-          <w:p>
-            <w:r>
-              <w:t>22%</w:t>
+              <w:t>迪摩信息有限公司</w:t>
+            </w:r>
+          </w:p>
+        </w:tc>
+        <w:tc>
+          <w:tcPr>
+            <w:tcW w:type="dxa" w:w="2160"/>
+          </w:tcPr>
+          <w:p>
+            <w:r>
+              <w:t>医疗科技</w:t>
+            </w:r>
+          </w:p>
+        </w:tc>
+        <w:tc>
+          <w:tcPr>
+            <w:tcW w:type="dxa" w:w="2160"/>
+          </w:tcPr>
+          <w:p>
+            <w:r>
+              <w:t>551亿</w:t>
+            </w:r>
+          </w:p>
+        </w:tc>
+        <w:tc>
+          <w:tcPr>
+            <w:tcW w:type="dxa" w:w="2160"/>
+          </w:tcPr>
+          <w:p>
+            <w:r>
+              <w:t>14%</w:t>
             </w:r>
           </w:p>
         </w:tc>
@@ -464,7 +2030,7 @@
           </w:tcPr>
           <w:p>
             <w:r>
-              <w:t>凌云网络有限公司</w:t>
+              <w:t>迪摩信息有限公司</w:t>
             </w:r>
           </w:p>
         </w:tc>
@@ -484,17 +2050,17 @@
           </w:tcPr>
           <w:p>
             <w:r>
-              <w:t>610亿</w:t>
-            </w:r>
-          </w:p>
-        </w:tc>
-        <w:tc>
-          <w:tcPr>
-            <w:tcW w:type="dxa" w:w="2160"/>
-          </w:tcPr>
-          <w:p>
-            <w:r>
-              <w:t>29%</w:t>
+              <w:t>697亿</w:t>
+            </w:r>
+          </w:p>
+        </w:tc>
+        <w:tc>
+          <w:tcPr>
+            <w:tcW w:type="dxa" w:w="2160"/>
+          </w:tcPr>
+          <w:p>
+            <w:r>
+              <w:t>6%</w:t>
             </w:r>
           </w:p>
         </w:tc>
@@ -506,37 +2072,37 @@
           </w:tcPr>
           <w:p>
             <w:r>
-              <w:t>银嘉信息有限公司</w:t>
-            </w:r>
-          </w:p>
-        </w:tc>
-        <w:tc>
-          <w:tcPr>
-            <w:tcW w:type="dxa" w:w="2160"/>
-          </w:tcPr>
-          <w:p>
-            <w:r>
-              <w:t>消费科技</w:t>
-            </w:r>
-          </w:p>
-        </w:tc>
-        <w:tc>
-          <w:tcPr>
-            <w:tcW w:type="dxa" w:w="2160"/>
-          </w:tcPr>
-          <w:p>
-            <w:r>
-              <w:t>525亿</w:t>
-            </w:r>
-          </w:p>
-        </w:tc>
-        <w:tc>
-          <w:tcPr>
-            <w:tcW w:type="dxa" w:w="2160"/>
-          </w:tcPr>
-          <w:p>
-            <w:r>
-              <w:t>11%</w:t>
+              <w:t>戴硕电子网络有限公司</w:t>
+            </w:r>
+          </w:p>
+        </w:tc>
+        <w:tc>
+          <w:tcPr>
+            <w:tcW w:type="dxa" w:w="2160"/>
+          </w:tcPr>
+          <w:p>
+            <w:r>
+              <w:t>新能源</w:t>
+            </w:r>
+          </w:p>
+        </w:tc>
+        <w:tc>
+          <w:tcPr>
+            <w:tcW w:type="dxa" w:w="2160"/>
+          </w:tcPr>
+          <w:p>
+            <w:r>
+              <w:t>109亿</w:t>
+            </w:r>
+          </w:p>
+        </w:tc>
+        <w:tc>
+          <w:tcPr>
+            <w:tcW w:type="dxa" w:w="2160"/>
+          </w:tcPr>
+          <w:p>
+            <w:r>
+              <w:t>8%</w:t>
             </w:r>
           </w:p>
         </w:tc>
@@ -548,37 +2114,37 @@
           </w:tcPr>
           <w:p>
             <w:r>
-              <w:t>新宇龙信息传媒有限公司</w:t>
-            </w:r>
-          </w:p>
-        </w:tc>
-        <w:tc>
-          <w:tcPr>
-            <w:tcW w:type="dxa" w:w="2160"/>
-          </w:tcPr>
-          <w:p>
-            <w:r>
-              <w:t>机器人</w:t>
-            </w:r>
-          </w:p>
-        </w:tc>
-        <w:tc>
-          <w:tcPr>
-            <w:tcW w:type="dxa" w:w="2160"/>
-          </w:tcPr>
-          <w:p>
-            <w:r>
-              <w:t>668亿</w:t>
-            </w:r>
-          </w:p>
-        </w:tc>
-        <w:tc>
-          <w:tcPr>
-            <w:tcW w:type="dxa" w:w="2160"/>
-          </w:tcPr>
-          <w:p>
-            <w:r>
-              <w:t>5%</w:t>
+              <w:t>华泰通安传媒有限公司</w:t>
+            </w:r>
+          </w:p>
+        </w:tc>
+        <w:tc>
+          <w:tcPr>
+            <w:tcW w:type="dxa" w:w="2160"/>
+          </w:tcPr>
+          <w:p>
+            <w:r>
+              <w:t>消费科技</w:t>
+            </w:r>
+          </w:p>
+        </w:tc>
+        <w:tc>
+          <w:tcPr>
+            <w:tcW w:type="dxa" w:w="2160"/>
+          </w:tcPr>
+          <w:p>
+            <w:r>
+              <w:t>757亿</w:t>
+            </w:r>
+          </w:p>
+        </w:tc>
+        <w:tc>
+          <w:tcPr>
+            <w:tcW w:type="dxa" w:w="2160"/>
+          </w:tcPr>
+          <w:p>
+            <w:r>
+              <w:t>20%</w:t>
             </w:r>
           </w:p>
         </w:tc>
@@ -590,37 +2156,37 @@
           </w:tcPr>
           <w:p>
             <w:r>
-              <w:t>佳禾科技有限公司</w:t>
-            </w:r>
-          </w:p>
-        </w:tc>
-        <w:tc>
-          <w:tcPr>
-            <w:tcW w:type="dxa" w:w="2160"/>
-          </w:tcPr>
-          <w:p>
-            <w:r>
-              <w:t>半导体</w:t>
-            </w:r>
-          </w:p>
-        </w:tc>
-        <w:tc>
-          <w:tcPr>
-            <w:tcW w:type="dxa" w:w="2160"/>
-          </w:tcPr>
-          <w:p>
-            <w:r>
-              <w:t>433亿</w:t>
-            </w:r>
-          </w:p>
-        </w:tc>
-        <w:tc>
-          <w:tcPr>
-            <w:tcW w:type="dxa" w:w="2160"/>
-          </w:tcPr>
-          <w:p>
-            <w:r>
-              <w:t>30%</w:t>
+              <w:t>明腾传媒有限公司</w:t>
+            </w:r>
+          </w:p>
+        </w:tc>
+        <w:tc>
+          <w:tcPr>
+            <w:tcW w:type="dxa" w:w="2160"/>
+          </w:tcPr>
+          <w:p>
+            <w:r>
+              <w:t>人工智能</w:t>
+            </w:r>
+          </w:p>
+        </w:tc>
+        <w:tc>
+          <w:tcPr>
+            <w:tcW w:type="dxa" w:w="2160"/>
+          </w:tcPr>
+          <w:p>
+            <w:r>
+              <w:t>777亿</w:t>
+            </w:r>
+          </w:p>
+        </w:tc>
+        <w:tc>
+          <w:tcPr>
+            <w:tcW w:type="dxa" w:w="2160"/>
+          </w:tcPr>
+          <w:p>
+            <w:r>
+              <w:t>18%</w:t>
             </w:r>
           </w:p>
         </w:tc>
@@ -632,37 +2198,37 @@
           </w:tcPr>
           <w:p>
             <w:r>
-              <w:t>浦华众城科技有限公司</w:t>
-            </w:r>
-          </w:p>
-        </w:tc>
-        <w:tc>
-          <w:tcPr>
-            <w:tcW w:type="dxa" w:w="2160"/>
-          </w:tcPr>
-          <w:p>
-            <w:r>
-              <w:t>半导体</w:t>
-            </w:r>
-          </w:p>
-        </w:tc>
-        <w:tc>
-          <w:tcPr>
-            <w:tcW w:type="dxa" w:w="2160"/>
-          </w:tcPr>
-          <w:p>
-            <w:r>
-              <w:t>450亿</w:t>
-            </w:r>
-          </w:p>
-        </w:tc>
-        <w:tc>
-          <w:tcPr>
-            <w:tcW w:type="dxa" w:w="2160"/>
-          </w:tcPr>
-          <w:p>
-            <w:r>
-              <w:t>26%</w:t>
+              <w:t>明腾传媒有限公司</w:t>
+            </w:r>
+          </w:p>
+        </w:tc>
+        <w:tc>
+          <w:tcPr>
+            <w:tcW w:type="dxa" w:w="2160"/>
+          </w:tcPr>
+          <w:p>
+            <w:r>
+              <w:t>人工智能</w:t>
+            </w:r>
+          </w:p>
+        </w:tc>
+        <w:tc>
+          <w:tcPr>
+            <w:tcW w:type="dxa" w:w="2160"/>
+          </w:tcPr>
+          <w:p>
+            <w:r>
+              <w:t>329亿</w:t>
+            </w:r>
+          </w:p>
+        </w:tc>
+        <w:tc>
+          <w:tcPr>
+            <w:tcW w:type="dxa" w:w="2160"/>
+          </w:tcPr>
+          <w:p>
+            <w:r>
+              <w:t>14%</w:t>
             </w:r>
           </w:p>
         </w:tc>
@@ -674,37 +2240,37 @@
           </w:tcPr>
           <w:p>
             <w:r>
-              <w:t>兰金电子网络有限公司</w:t>
-            </w:r>
-          </w:p>
-        </w:tc>
-        <w:tc>
-          <w:tcPr>
-            <w:tcW w:type="dxa" w:w="2160"/>
-          </w:tcPr>
-          <w:p>
-            <w:r>
-              <w:t>消费科技</w:t>
-            </w:r>
-          </w:p>
-        </w:tc>
-        <w:tc>
-          <w:tcPr>
-            <w:tcW w:type="dxa" w:w="2160"/>
-          </w:tcPr>
-          <w:p>
-            <w:r>
-              <w:t>134亿</w:t>
-            </w:r>
-          </w:p>
-        </w:tc>
-        <w:tc>
-          <w:tcPr>
-            <w:tcW w:type="dxa" w:w="2160"/>
-          </w:tcPr>
-          <w:p>
-            <w:r>
-              <w:t>17%</w:t>
+              <w:t>华成育卓科技有限公司</w:t>
+            </w:r>
+          </w:p>
+        </w:tc>
+        <w:tc>
+          <w:tcPr>
+            <w:tcW w:type="dxa" w:w="2160"/>
+          </w:tcPr>
+          <w:p>
+            <w:r>
+              <w:t>医疗科技</w:t>
+            </w:r>
+          </w:p>
+        </w:tc>
+        <w:tc>
+          <w:tcPr>
+            <w:tcW w:type="dxa" w:w="2160"/>
+          </w:tcPr>
+          <w:p>
+            <w:r>
+              <w:t>317亿</w:t>
+            </w:r>
+          </w:p>
+        </w:tc>
+        <w:tc>
+          <w:tcPr>
+            <w:tcW w:type="dxa" w:w="2160"/>
+          </w:tcPr>
+          <w:p>
+            <w:r>
+              <w:t>15%</w:t>
             </w:r>
           </w:p>
         </w:tc>
@@ -716,37 +2282,37 @@
           </w:tcPr>
           <w:p>
             <w:r>
-              <w:t>创汇传媒有限公司</w:t>
-            </w:r>
-          </w:p>
-        </w:tc>
-        <w:tc>
-          <w:tcPr>
-            <w:tcW w:type="dxa" w:w="2160"/>
-          </w:tcPr>
-          <w:p>
-            <w:r>
-              <w:t>新能源</w:t>
-            </w:r>
-          </w:p>
-        </w:tc>
-        <w:tc>
-          <w:tcPr>
-            <w:tcW w:type="dxa" w:w="2160"/>
-          </w:tcPr>
-          <w:p>
-            <w:r>
-              <w:t>227亿</w:t>
-            </w:r>
-          </w:p>
-        </w:tc>
-        <w:tc>
-          <w:tcPr>
-            <w:tcW w:type="dxa" w:w="2160"/>
-          </w:tcPr>
-          <w:p>
-            <w:r>
-              <w:t>20%</w:t>
+              <w:t>九方传媒有限公司</w:t>
+            </w:r>
+          </w:p>
+        </w:tc>
+        <w:tc>
+          <w:tcPr>
+            <w:tcW w:type="dxa" w:w="2160"/>
+          </w:tcPr>
+          <w:p>
+            <w:r>
+              <w:t>医疗科技</w:t>
+            </w:r>
+          </w:p>
+        </w:tc>
+        <w:tc>
+          <w:tcPr>
+            <w:tcW w:type="dxa" w:w="2160"/>
+          </w:tcPr>
+          <w:p>
+            <w:r>
+              <w:t>402亿</w:t>
+            </w:r>
+          </w:p>
+        </w:tc>
+        <w:tc>
+          <w:tcPr>
+            <w:tcW w:type="dxa" w:w="2160"/>
+          </w:tcPr>
+          <w:p>
+            <w:r>
+              <w:t>16%</w:t>
             </w:r>
           </w:p>
         </w:tc>
@@ -758,37 +2324,37 @@
           </w:tcPr>
           <w:p>
             <w:r>
-              <w:t>浦华众城信息有限公司</w:t>
-            </w:r>
-          </w:p>
-        </w:tc>
-        <w:tc>
-          <w:tcPr>
-            <w:tcW w:type="dxa" w:w="2160"/>
-          </w:tcPr>
-          <w:p>
-            <w:r>
-              <w:t>云计算</w:t>
-            </w:r>
-          </w:p>
-        </w:tc>
-        <w:tc>
-          <w:tcPr>
-            <w:tcW w:type="dxa" w:w="2160"/>
-          </w:tcPr>
-          <w:p>
-            <w:r>
-              <w:t>274亿</w:t>
-            </w:r>
-          </w:p>
-        </w:tc>
-        <w:tc>
-          <w:tcPr>
-            <w:tcW w:type="dxa" w:w="2160"/>
-          </w:tcPr>
-          <w:p>
-            <w:r>
-              <w:t>12%</w:t>
+              <w:t>华泰通安网络有限公司</w:t>
+            </w:r>
+          </w:p>
+        </w:tc>
+        <w:tc>
+          <w:tcPr>
+            <w:tcW w:type="dxa" w:w="2160"/>
+          </w:tcPr>
+          <w:p>
+            <w:r>
+              <w:t>半导体</w:t>
+            </w:r>
+          </w:p>
+        </w:tc>
+        <w:tc>
+          <w:tcPr>
+            <w:tcW w:type="dxa" w:w="2160"/>
+          </w:tcPr>
+          <w:p>
+            <w:r>
+              <w:t>213亿</w:t>
+            </w:r>
+          </w:p>
+        </w:tc>
+        <w:tc>
+          <w:tcPr>
+            <w:tcW w:type="dxa" w:w="2160"/>
+          </w:tcPr>
+          <w:p>
+            <w:r>
+              <w:t>29%</w:t>
             </w:r>
           </w:p>
         </w:tc>
@@ -799,28 +2365,17 @@
         <w:pStyle w:val="Heading1"/>
       </w:pPr>
       <w:r>
-        <w:t>行业分析 2</w:t>
+        <w:t>行业分析 4</w:t>
       </w:r>
     </w:p>
     <w:p>
       <w:r>
         <w:br/>
-        <w:t>华辰资本旗下的 HC Energy Transition Fund 在最近的资产配置会议中</w:t>
+        <w:t>根据内部财务模型测算，巨奥传媒有限公司 在未来三年</w:t>
         <w:br/>
-        <w:t>讨论了 半导体 行业的投资机会，并对 万迅电脑网络有限公司</w:t>
+        <w:t>收入复合增长率预计可达到 19% 左右。</w:t>
         <w:br/>
-        <w:t>进行了重点评估。</w:t>
-        <w:br/>
-      </w:r>
-    </w:p>
-    <w:p>
-      <w:r>
-        <w:br/>
-        <w:t>从产业链角度看，人工智能 行业主要由上游设备厂商、</w:t>
-        <w:br/>
-        <w:t>中游平台企业以及下游应用厂商组成。</w:t>
-        <w:br/>
-        <w:t>和泰科技有限公司 主要位于产业链的 上游 环节。</w:t>
+        <w:t>该预测基于行业需求增长以及公司产能扩张计划。</w:t>
         <w:br/>
       </w:r>
     </w:p>
@@ -838,22 +2393,20 @@
     <w:p>
       <w:r>
         <w:br/>
-        <w:t>创联世纪科技有限公司 是中国 医疗科技 行业的重要企业之一。</w:t>
+        <w:t>从产业链角度看，人工智能 行业主要由上游设备厂商、</w:t>
         <w:br/>
-        <w:t>根据华辰资本 风险管理部 的研究，该公司成立于 2008 年，</w:t>
+        <w:t>中游平台企业以及下游应用厂商组成。</w:t>
         <w:br/>
-        <w:t>目前员工规模约 3688 人。公司近年来持续加大研发投入，</w:t>
-        <w:br/>
-        <w:t>在核心技术方面形成了较强的竞争壁垒。</w:t>
+        <w:t>方正科技传媒有限公司 主要位于产业链的 上游 环节。</w:t>
         <w:br/>
       </w:r>
     </w:p>
     <w:p>
       <w:r>
         <w:br/>
-        <w:t>根据内部财务模型测算，创亿网络有限公司 在未来三年</w:t>
+        <w:t>根据内部财务模型测算，华成育卓科技有限公司 在未来三年</w:t>
         <w:br/>
-        <w:t>收入复合增长率预计可达到 31% 左右。</w:t>
+        <w:t>收入复合增长率预计可达到 18% 左右。</w:t>
         <w:br/>
         <w:t>该预测基于行业需求增长以及公司产能扩张计划。</w:t>
         <w:br/>
@@ -862,33 +2415,44 @@
     <w:p>
       <w:r>
         <w:br/>
-        <w:t>根据内部财务模型测算，信诚致远传媒有限公司 在未来三年</w:t>
+        <w:t>从产业链角度看，机器人 行业主要由上游设备厂商、</w:t>
         <w:br/>
-        <w:t>收入复合增长率预计可达到 24% 左右。</w:t>
+        <w:t>中游平台企业以及下游应用厂商组成。</w:t>
         <w:br/>
-        <w:t>该预测基于行业需求增长以及公司产能扩张计划。</w:t>
+        <w:t>图龙信息传媒有限公司 主要位于产业链的 中游 环节。</w:t>
         <w:br/>
       </w:r>
     </w:p>
     <w:p>
       <w:r>
         <w:br/>
-        <w:t>根据内部财务模型测算，九方信息有限公司 在未来三年</w:t>
+        <w:t>华辰资本旗下的 HC AI Innovation Fund 在最近的资产配置会议中</w:t>
         <w:br/>
-        <w:t>收入复合增长率预计可达到 28% 左右。</w:t>
+        <w:t>讨论了 云计算 行业的投资机会，并对 泰麒麟网络有限公司</w:t>
         <w:br/>
-        <w:t>该预测基于行业需求增长以及公司产能扩张计划。</w:t>
+        <w:t>进行了重点评估。</w:t>
         <w:br/>
       </w:r>
     </w:p>
     <w:p>
       <w:r>
         <w:br/>
-        <w:t>风险管理部认为，云计算 行业仍然面临若干</w:t>
+        <w:t>华辰资本旗下的 HC Energy Transition Fund 在最近的资产配置会议中</w:t>
         <w:br/>
-        <w:t>不确定性因素，包括技术迭代风险、政策变化、</w:t>
+        <w:t>讨论了 人工智能 行业的投资机会，并对 飞利信科技有限公司</w:t>
         <w:br/>
-        <w:t>以及市场竞争加剧等问题。</w:t>
+        <w:t>进行了重点评估。</w:t>
+        <w:br/>
+      </w:r>
+    </w:p>
+    <w:p>
+      <w:r>
+        <w:br/>
+        <w:t>华辰资本旗下的 HC Energy Transition Fund 在最近的资产配置会议中</w:t>
+        <w:br/>
+        <w:t>讨论了 人工智能 行业的投资机会，并对 飞利信科技有限公司</w:t>
+        <w:br/>
+        <w:t>进行了重点评估。</w:t>
         <w:br/>
       </w:r>
     </w:p>
@@ -952,7 +2516,7 @@
           </w:tcPr>
           <w:p>
             <w:r>
-              <w:t>浦华众城信息有限公司</w:t>
+              <w:t>泰麒麟网络有限公司</w:t>
             </w:r>
           </w:p>
         </w:tc>
@@ -972,17 +2536,17 @@
           </w:tcPr>
           <w:p>
             <w:r>
-              <w:t>686亿</w:t>
-            </w:r>
-          </w:p>
-        </w:tc>
-        <w:tc>
-          <w:tcPr>
-            <w:tcW w:type="dxa" w:w="2160"/>
-          </w:tcPr>
-          <w:p>
-            <w:r>
-              <w:t>16%</w:t>
+              <w:t>374亿</w:t>
+            </w:r>
+          </w:p>
+        </w:tc>
+        <w:tc>
+          <w:tcPr>
+            <w:tcW w:type="dxa" w:w="2160"/>
+          </w:tcPr>
+          <w:p>
+            <w:r>
+              <w:t>8%</w:t>
             </w:r>
           </w:p>
         </w:tc>
@@ -994,7 +2558,7 @@
           </w:tcPr>
           <w:p>
             <w:r>
-              <w:t>昂歌信息科技有限公司</w:t>
+              <w:t>飞海科技传媒有限公司</w:t>
             </w:r>
           </w:p>
         </w:tc>
@@ -1014,17 +2578,17 @@
           </w:tcPr>
           <w:p>
             <w:r>
-              <w:t>280亿</w:t>
-            </w:r>
-          </w:p>
-        </w:tc>
-        <w:tc>
-          <w:tcPr>
-            <w:tcW w:type="dxa" w:w="2160"/>
-          </w:tcPr>
-          <w:p>
-            <w:r>
-              <w:t>25%</w:t>
+              <w:t>436亿</w:t>
+            </w:r>
+          </w:p>
+        </w:tc>
+        <w:tc>
+          <w:tcPr>
+            <w:tcW w:type="dxa" w:w="2160"/>
+          </w:tcPr>
+          <w:p>
+            <w:r>
+              <w:t>7%</w:t>
             </w:r>
           </w:p>
         </w:tc>
@@ -1036,37 +2600,37 @@
           </w:tcPr>
           <w:p>
             <w:r>
-              <w:t>和泰科技有限公司</w:t>
-            </w:r>
-          </w:p>
-        </w:tc>
-        <w:tc>
-          <w:tcPr>
-            <w:tcW w:type="dxa" w:w="2160"/>
-          </w:tcPr>
-          <w:p>
-            <w:r>
-              <w:t>人工智能</w:t>
-            </w:r>
-          </w:p>
-        </w:tc>
-        <w:tc>
-          <w:tcPr>
-            <w:tcW w:type="dxa" w:w="2160"/>
-          </w:tcPr>
-          <w:p>
-            <w:r>
-              <w:t>312亿</w:t>
-            </w:r>
-          </w:p>
-        </w:tc>
-        <w:tc>
-          <w:tcPr>
-            <w:tcW w:type="dxa" w:w="2160"/>
-          </w:tcPr>
-          <w:p>
-            <w:r>
-              <w:t>28%</w:t>
+              <w:t>雨林木风计算机科技有限公司</w:t>
+            </w:r>
+          </w:p>
+        </w:tc>
+        <w:tc>
+          <w:tcPr>
+            <w:tcW w:type="dxa" w:w="2160"/>
+          </w:tcPr>
+          <w:p>
+            <w:r>
+              <w:t>半导体</w:t>
+            </w:r>
+          </w:p>
+        </w:tc>
+        <w:tc>
+          <w:tcPr>
+            <w:tcW w:type="dxa" w:w="2160"/>
+          </w:tcPr>
+          <w:p>
+            <w:r>
+              <w:t>155亿</w:t>
+            </w:r>
+          </w:p>
+        </w:tc>
+        <w:tc>
+          <w:tcPr>
+            <w:tcW w:type="dxa" w:w="2160"/>
+          </w:tcPr>
+          <w:p>
+            <w:r>
+              <w:t>25%</w:t>
             </w:r>
           </w:p>
         </w:tc>
@@ -1078,37 +2642,37 @@
           </w:tcPr>
           <w:p>
             <w:r>
-              <w:t>鸿睿思博网络有限公司</w:t>
-            </w:r>
-          </w:p>
-        </w:tc>
-        <w:tc>
-          <w:tcPr>
-            <w:tcW w:type="dxa" w:w="2160"/>
-          </w:tcPr>
-          <w:p>
-            <w:r>
-              <w:t>新能源</w:t>
-            </w:r>
-          </w:p>
-        </w:tc>
-        <w:tc>
-          <w:tcPr>
-            <w:tcW w:type="dxa" w:w="2160"/>
-          </w:tcPr>
-          <w:p>
-            <w:r>
-              <w:t>645亿</w:t>
-            </w:r>
-          </w:p>
-        </w:tc>
-        <w:tc>
-          <w:tcPr>
-            <w:tcW w:type="dxa" w:w="2160"/>
-          </w:tcPr>
-          <w:p>
-            <w:r>
-              <w:t>9%</w:t>
+              <w:t>飞海科技传媒有限公司</w:t>
+            </w:r>
+          </w:p>
+        </w:tc>
+        <w:tc>
+          <w:tcPr>
+            <w:tcW w:type="dxa" w:w="2160"/>
+          </w:tcPr>
+          <w:p>
+            <w:r>
+              <w:t>消费科技</w:t>
+            </w:r>
+          </w:p>
+        </w:tc>
+        <w:tc>
+          <w:tcPr>
+            <w:tcW w:type="dxa" w:w="2160"/>
+          </w:tcPr>
+          <w:p>
+            <w:r>
+              <w:t>345亿</w:t>
+            </w:r>
+          </w:p>
+        </w:tc>
+        <w:tc>
+          <w:tcPr>
+            <w:tcW w:type="dxa" w:w="2160"/>
+          </w:tcPr>
+          <w:p>
+            <w:r>
+              <w:t>23%</w:t>
             </w:r>
           </w:p>
         </w:tc>
@@ -1120,37 +2684,37 @@
           </w:tcPr>
           <w:p>
             <w:r>
-              <w:t>兰金电子网络有限公司</w:t>
-            </w:r>
-          </w:p>
-        </w:tc>
-        <w:tc>
-          <w:tcPr>
-            <w:tcW w:type="dxa" w:w="2160"/>
-          </w:tcPr>
-          <w:p>
-            <w:r>
-              <w:t>消费科技</w:t>
-            </w:r>
-          </w:p>
-        </w:tc>
-        <w:tc>
-          <w:tcPr>
-            <w:tcW w:type="dxa" w:w="2160"/>
-          </w:tcPr>
-          <w:p>
-            <w:r>
-              <w:t>175亿</w:t>
-            </w:r>
-          </w:p>
-        </w:tc>
-        <w:tc>
-          <w:tcPr>
-            <w:tcW w:type="dxa" w:w="2160"/>
-          </w:tcPr>
-          <w:p>
-            <w:r>
-              <w:t>18%</w:t>
+              <w:t>毕博诚信息有限公司</w:t>
+            </w:r>
+          </w:p>
+        </w:tc>
+        <w:tc>
+          <w:tcPr>
+            <w:tcW w:type="dxa" w:w="2160"/>
+          </w:tcPr>
+          <w:p>
+            <w:r>
+              <w:t>机器人</w:t>
+            </w:r>
+          </w:p>
+        </w:tc>
+        <w:tc>
+          <w:tcPr>
+            <w:tcW w:type="dxa" w:w="2160"/>
+          </w:tcPr>
+          <w:p>
+            <w:r>
+              <w:t>352亿</w:t>
+            </w:r>
+          </w:p>
+        </w:tc>
+        <w:tc>
+          <w:tcPr>
+            <w:tcW w:type="dxa" w:w="2160"/>
+          </w:tcPr>
+          <w:p>
+            <w:r>
+              <w:t>9%</w:t>
             </w:r>
           </w:p>
         </w:tc>
@@ -1162,37 +2726,37 @@
           </w:tcPr>
           <w:p>
             <w:r>
-              <w:t>创汇传媒有限公司</w:t>
-            </w:r>
-          </w:p>
-        </w:tc>
-        <w:tc>
-          <w:tcPr>
-            <w:tcW w:type="dxa" w:w="2160"/>
-          </w:tcPr>
-          <w:p>
-            <w:r>
-              <w:t>新能源</w:t>
-            </w:r>
-          </w:p>
-        </w:tc>
-        <w:tc>
-          <w:tcPr>
-            <w:tcW w:type="dxa" w:w="2160"/>
-          </w:tcPr>
-          <w:p>
-            <w:r>
-              <w:t>597亿</w:t>
-            </w:r>
-          </w:p>
-        </w:tc>
-        <w:tc>
-          <w:tcPr>
-            <w:tcW w:type="dxa" w:w="2160"/>
-          </w:tcPr>
-          <w:p>
-            <w:r>
-              <w:t>16%</w:t>
+              <w:t>九方传媒有限公司</w:t>
+            </w:r>
+          </w:p>
+        </w:tc>
+        <w:tc>
+          <w:tcPr>
+            <w:tcW w:type="dxa" w:w="2160"/>
+          </w:tcPr>
+          <w:p>
+            <w:r>
+              <w:t>医疗科技</w:t>
+            </w:r>
+          </w:p>
+        </w:tc>
+        <w:tc>
+          <w:tcPr>
+            <w:tcW w:type="dxa" w:w="2160"/>
+          </w:tcPr>
+          <w:p>
+            <w:r>
+              <w:t>119亿</w:t>
+            </w:r>
+          </w:p>
+        </w:tc>
+        <w:tc>
+          <w:tcPr>
+            <w:tcW w:type="dxa" w:w="2160"/>
+          </w:tcPr>
+          <w:p>
+            <w:r>
+              <w:t>6%</w:t>
             </w:r>
           </w:p>
         </w:tc>
@@ -1204,37 +2768,37 @@
           </w:tcPr>
           <w:p>
             <w:r>
-              <w:t>鸿睿思博网络有限公司</w:t>
-            </w:r>
-          </w:p>
-        </w:tc>
-        <w:tc>
-          <w:tcPr>
-            <w:tcW w:type="dxa" w:w="2160"/>
-          </w:tcPr>
-          <w:p>
-            <w:r>
-              <w:t>新能源</w:t>
-            </w:r>
-          </w:p>
-        </w:tc>
-        <w:tc>
-          <w:tcPr>
-            <w:tcW w:type="dxa" w:w="2160"/>
-          </w:tcPr>
-          <w:p>
-            <w:r>
-              <w:t>623亿</w:t>
-            </w:r>
-          </w:p>
-        </w:tc>
-        <w:tc>
-          <w:tcPr>
-            <w:tcW w:type="dxa" w:w="2160"/>
-          </w:tcPr>
-          <w:p>
-            <w:r>
-              <w:t>12%</w:t>
+              <w:t>中建创业科技有限公司</w:t>
+            </w:r>
+          </w:p>
+        </w:tc>
+        <w:tc>
+          <w:tcPr>
+            <w:tcW w:type="dxa" w:w="2160"/>
+          </w:tcPr>
+          <w:p>
+            <w:r>
+              <w:t>半导体</w:t>
+            </w:r>
+          </w:p>
+        </w:tc>
+        <w:tc>
+          <w:tcPr>
+            <w:tcW w:type="dxa" w:w="2160"/>
+          </w:tcPr>
+          <w:p>
+            <w:r>
+              <w:t>497亿</w:t>
+            </w:r>
+          </w:p>
+        </w:tc>
+        <w:tc>
+          <w:tcPr>
+            <w:tcW w:type="dxa" w:w="2160"/>
+          </w:tcPr>
+          <w:p>
+            <w:r>
+              <w:t>23%</w:t>
             </w:r>
           </w:p>
         </w:tc>
@@ -1246,37 +2810,37 @@
           </w:tcPr>
           <w:p>
             <w:r>
-              <w:t>东方峻景传媒有限公司</w:t>
-            </w:r>
-          </w:p>
-        </w:tc>
-        <w:tc>
-          <w:tcPr>
-            <w:tcW w:type="dxa" w:w="2160"/>
-          </w:tcPr>
-          <w:p>
-            <w:r>
-              <w:t>新能源</w:t>
-            </w:r>
-          </w:p>
-        </w:tc>
-        <w:tc>
-          <w:tcPr>
-            <w:tcW w:type="dxa" w:w="2160"/>
-          </w:tcPr>
-          <w:p>
-            <w:r>
-              <w:t>561亿</w:t>
-            </w:r>
-          </w:p>
-        </w:tc>
-        <w:tc>
-          <w:tcPr>
-            <w:tcW w:type="dxa" w:w="2160"/>
-          </w:tcPr>
-          <w:p>
-            <w:r>
-              <w:t>16%</w:t>
+              <w:t>明腾传媒有限公司</w:t>
+            </w:r>
+          </w:p>
+        </w:tc>
+        <w:tc>
+          <w:tcPr>
+            <w:tcW w:type="dxa" w:w="2160"/>
+          </w:tcPr>
+          <w:p>
+            <w:r>
+              <w:t>人工智能</w:t>
+            </w:r>
+          </w:p>
+        </w:tc>
+        <w:tc>
+          <w:tcPr>
+            <w:tcW w:type="dxa" w:w="2160"/>
+          </w:tcPr>
+          <w:p>
+            <w:r>
+              <w:t>577亿</w:t>
+            </w:r>
+          </w:p>
+        </w:tc>
+        <w:tc>
+          <w:tcPr>
+            <w:tcW w:type="dxa" w:w="2160"/>
+          </w:tcPr>
+          <w:p>
+            <w:r>
+              <w:t>22%</w:t>
             </w:r>
           </w:p>
         </w:tc>
@@ -1288,27 +2852,27 @@
           </w:tcPr>
           <w:p>
             <w:r>
-              <w:t>昂歌信息科技有限公司</w:t>
-            </w:r>
-          </w:p>
-        </w:tc>
-        <w:tc>
-          <w:tcPr>
-            <w:tcW w:type="dxa" w:w="2160"/>
-          </w:tcPr>
-          <w:p>
-            <w:r>
-              <w:t>消费科技</w:t>
-            </w:r>
-          </w:p>
-        </w:tc>
-        <w:tc>
-          <w:tcPr>
-            <w:tcW w:type="dxa" w:w="2160"/>
-          </w:tcPr>
-          <w:p>
-            <w:r>
-              <w:t>231亿</w:t>
+              <w:t>联软网络有限公司</w:t>
+            </w:r>
+          </w:p>
+        </w:tc>
+        <w:tc>
+          <w:tcPr>
+            <w:tcW w:type="dxa" w:w="2160"/>
+          </w:tcPr>
+          <w:p>
+            <w:r>
+              <w:t>半导体</w:t>
+            </w:r>
+          </w:p>
+        </w:tc>
+        <w:tc>
+          <w:tcPr>
+            <w:tcW w:type="dxa" w:w="2160"/>
+          </w:tcPr>
+          <w:p>
+            <w:r>
+              <w:t>698亿</w:t>
             </w:r>
           </w:p>
         </w:tc>
@@ -1330,37 +2894,37 @@
           </w:tcPr>
           <w:p>
             <w:r>
-              <w:t>凌云网络有限公司</w:t>
-            </w:r>
-          </w:p>
-        </w:tc>
-        <w:tc>
-          <w:tcPr>
-            <w:tcW w:type="dxa" w:w="2160"/>
-          </w:tcPr>
-          <w:p>
-            <w:r>
-              <w:t>医疗科技</w:t>
-            </w:r>
-          </w:p>
-        </w:tc>
-        <w:tc>
-          <w:tcPr>
-            <w:tcW w:type="dxa" w:w="2160"/>
-          </w:tcPr>
-          <w:p>
-            <w:r>
-              <w:t>757亿</w:t>
-            </w:r>
-          </w:p>
-        </w:tc>
-        <w:tc>
-          <w:tcPr>
-            <w:tcW w:type="dxa" w:w="2160"/>
-          </w:tcPr>
-          <w:p>
-            <w:r>
-              <w:t>18%</w:t>
+              <w:t>雨林木风计算机科技有限公司</w:t>
+            </w:r>
+          </w:p>
+        </w:tc>
+        <w:tc>
+          <w:tcPr>
+            <w:tcW w:type="dxa" w:w="2160"/>
+          </w:tcPr>
+          <w:p>
+            <w:r>
+              <w:t>半导体</w:t>
+            </w:r>
+          </w:p>
+        </w:tc>
+        <w:tc>
+          <w:tcPr>
+            <w:tcW w:type="dxa" w:w="2160"/>
+          </w:tcPr>
+          <w:p>
+            <w:r>
+              <w:t>321亿</w:t>
+            </w:r>
+          </w:p>
+        </w:tc>
+        <w:tc>
+          <w:tcPr>
+            <w:tcW w:type="dxa" w:w="2160"/>
+          </w:tcPr>
+          <w:p>
+            <w:r>
+              <w:t>16%</w:t>
             </w:r>
           </w:p>
         </w:tc>
@@ -1372,37 +2936,37 @@
           </w:tcPr>
           <w:p>
             <w:r>
-              <w:t>创汇传媒有限公司</w:t>
-            </w:r>
-          </w:p>
-        </w:tc>
-        <w:tc>
-          <w:tcPr>
-            <w:tcW w:type="dxa" w:w="2160"/>
-          </w:tcPr>
-          <w:p>
-            <w:r>
-              <w:t>新能源</w:t>
-            </w:r>
-          </w:p>
-        </w:tc>
-        <w:tc>
-          <w:tcPr>
-            <w:tcW w:type="dxa" w:w="2160"/>
-          </w:tcPr>
-          <w:p>
-            <w:r>
-              <w:t>520亿</w:t>
-            </w:r>
-          </w:p>
-        </w:tc>
-        <w:tc>
-          <w:tcPr>
-            <w:tcW w:type="dxa" w:w="2160"/>
-          </w:tcPr>
-          <w:p>
-            <w:r>
-              <w:t>19%</w:t>
+              <w:t>良诺科技有限公司</w:t>
+            </w:r>
+          </w:p>
+        </w:tc>
+        <w:tc>
+          <w:tcPr>
+            <w:tcW w:type="dxa" w:w="2160"/>
+          </w:tcPr>
+          <w:p>
+            <w:r>
+              <w:t>云计算</w:t>
+            </w:r>
+          </w:p>
+        </w:tc>
+        <w:tc>
+          <w:tcPr>
+            <w:tcW w:type="dxa" w:w="2160"/>
+          </w:tcPr>
+          <w:p>
+            <w:r>
+              <w:t>104亿</w:t>
+            </w:r>
+          </w:p>
+        </w:tc>
+        <w:tc>
+          <w:tcPr>
+            <w:tcW w:type="dxa" w:w="2160"/>
+          </w:tcPr>
+          <w:p>
+            <w:r>
+              <w:t>14%</w:t>
             </w:r>
           </w:p>
         </w:tc>
@@ -1414,37 +2978,37 @@
           </w:tcPr>
           <w:p>
             <w:r>
-              <w:t>快讯网络有限公司</w:t>
-            </w:r>
-          </w:p>
-        </w:tc>
-        <w:tc>
-          <w:tcPr>
-            <w:tcW w:type="dxa" w:w="2160"/>
-          </w:tcPr>
-          <w:p>
-            <w:r>
-              <w:t>新能源</w:t>
-            </w:r>
-          </w:p>
-        </w:tc>
-        <w:tc>
-          <w:tcPr>
-            <w:tcW w:type="dxa" w:w="2160"/>
-          </w:tcPr>
-          <w:p>
-            <w:r>
-              <w:t>359亿</w:t>
-            </w:r>
-          </w:p>
-        </w:tc>
-        <w:tc>
-          <w:tcPr>
-            <w:tcW w:type="dxa" w:w="2160"/>
-          </w:tcPr>
-          <w:p>
-            <w:r>
-              <w:t>20%</w:t>
+              <w:t>方正科技信息有限公司</w:t>
+            </w:r>
+          </w:p>
+        </w:tc>
+        <w:tc>
+          <w:tcPr>
+            <w:tcW w:type="dxa" w:w="2160"/>
+          </w:tcPr>
+          <w:p>
+            <w:r>
+              <w:t>消费科技</w:t>
+            </w:r>
+          </w:p>
+        </w:tc>
+        <w:tc>
+          <w:tcPr>
+            <w:tcW w:type="dxa" w:w="2160"/>
+          </w:tcPr>
+          <w:p>
+            <w:r>
+              <w:t>646亿</w:t>
+            </w:r>
+          </w:p>
+        </w:tc>
+        <w:tc>
+          <w:tcPr>
+            <w:tcW w:type="dxa" w:w="2160"/>
+          </w:tcPr>
+          <w:p>
+            <w:r>
+              <w:t>30%</w:t>
             </w:r>
           </w:p>
         </w:tc>
@@ -1456,7 +3020,7 @@
           </w:tcPr>
           <w:p>
             <w:r>
-              <w:t>创联世纪科技有限公司</w:t>
+              <w:t>昊嘉科技有限公司</w:t>
             </w:r>
           </w:p>
         </w:tc>
@@ -1476,17 +3040,17 @@
           </w:tcPr>
           <w:p>
             <w:r>
-              <w:t>306亿</w:t>
-            </w:r>
-          </w:p>
-        </w:tc>
-        <w:tc>
-          <w:tcPr>
-            <w:tcW w:type="dxa" w:w="2160"/>
-          </w:tcPr>
-          <w:p>
-            <w:r>
-              <w:t>7%</w:t>
+              <w:t>634亿</w:t>
+            </w:r>
+          </w:p>
+        </w:tc>
+        <w:tc>
+          <w:tcPr>
+            <w:tcW w:type="dxa" w:w="2160"/>
+          </w:tcPr>
+          <w:p>
+            <w:r>
+              <w:t>29%</w:t>
             </w:r>
           </w:p>
         </w:tc>
@@ -1498,37 +3062,37 @@
           </w:tcPr>
           <w:p>
             <w:r>
-              <w:t>创亿网络有限公司</w:t>
-            </w:r>
-          </w:p>
-        </w:tc>
-        <w:tc>
-          <w:tcPr>
-            <w:tcW w:type="dxa" w:w="2160"/>
-          </w:tcPr>
-          <w:p>
-            <w:r>
-              <w:t>云计算</w:t>
-            </w:r>
-          </w:p>
-        </w:tc>
-        <w:tc>
-          <w:tcPr>
-            <w:tcW w:type="dxa" w:w="2160"/>
-          </w:tcPr>
-          <w:p>
-            <w:r>
-              <w:t>190亿</w:t>
-            </w:r>
-          </w:p>
-        </w:tc>
-        <w:tc>
-          <w:tcPr>
-            <w:tcW w:type="dxa" w:w="2160"/>
-          </w:tcPr>
-          <w:p>
-            <w:r>
-              <w:t>12%</w:t>
+              <w:t>信诚致远网络有限公司</w:t>
+            </w:r>
+          </w:p>
+        </w:tc>
+        <w:tc>
+          <w:tcPr>
+            <w:tcW w:type="dxa" w:w="2160"/>
+          </w:tcPr>
+          <w:p>
+            <w:r>
+              <w:t>半导体</w:t>
+            </w:r>
+          </w:p>
+        </w:tc>
+        <w:tc>
+          <w:tcPr>
+            <w:tcW w:type="dxa" w:w="2160"/>
+          </w:tcPr>
+          <w:p>
+            <w:r>
+              <w:t>770亿</w:t>
+            </w:r>
+          </w:p>
+        </w:tc>
+        <w:tc>
+          <w:tcPr>
+            <w:tcW w:type="dxa" w:w="2160"/>
+          </w:tcPr>
+          <w:p>
+            <w:r>
+              <w:t>22%</w:t>
             </w:r>
           </w:p>
         </w:tc>
@@ -1540,37 +3104,37 @@
           </w:tcPr>
           <w:p>
             <w:r>
-              <w:t>艾提科信科技有限公司</w:t>
-            </w:r>
-          </w:p>
-        </w:tc>
-        <w:tc>
-          <w:tcPr>
-            <w:tcW w:type="dxa" w:w="2160"/>
-          </w:tcPr>
-          <w:p>
-            <w:r>
-              <w:t>机器人</w:t>
-            </w:r>
-          </w:p>
-        </w:tc>
-        <w:tc>
-          <w:tcPr>
-            <w:tcW w:type="dxa" w:w="2160"/>
-          </w:tcPr>
-          <w:p>
-            <w:r>
-              <w:t>531亿</w:t>
-            </w:r>
-          </w:p>
-        </w:tc>
-        <w:tc>
-          <w:tcPr>
-            <w:tcW w:type="dxa" w:w="2160"/>
-          </w:tcPr>
-          <w:p>
-            <w:r>
-              <w:t>9%</w:t>
+              <w:t>精芯信息有限公司</w:t>
+            </w:r>
+          </w:p>
+        </w:tc>
+        <w:tc>
+          <w:tcPr>
+            <w:tcW w:type="dxa" w:w="2160"/>
+          </w:tcPr>
+          <w:p>
+            <w:r>
+              <w:t>半导体</w:t>
+            </w:r>
+          </w:p>
+        </w:tc>
+        <w:tc>
+          <w:tcPr>
+            <w:tcW w:type="dxa" w:w="2160"/>
+          </w:tcPr>
+          <w:p>
+            <w:r>
+              <w:t>211亿</w:t>
+            </w:r>
+          </w:p>
+        </w:tc>
+        <w:tc>
+          <w:tcPr>
+            <w:tcW w:type="dxa" w:w="2160"/>
+          </w:tcPr>
+          <w:p>
+            <w:r>
+              <w:t>14%</w:t>
             </w:r>
           </w:p>
         </w:tc>
@@ -1581,50 +3145,50 @@
         <w:pStyle w:val="Heading1"/>
       </w:pPr>
       <w:r>
-        <w:t>行业分析 3</w:t>
+        <w:t>行业分析 5</w:t>
       </w:r>
     </w:p>
     <w:p>
       <w:r>
         <w:br/>
-        <w:t>风险管理部认为，机器人 行业仍然面临若干</w:t>
+        <w:t>华辰资本旗下的 HC AI Innovation Fund 在最近的资产配置会议中</w:t>
         <w:br/>
-        <w:t>不确定性因素，包括技术迭代风险、政策变化、</w:t>
+        <w:t>讨论了 消费科技 行业的投资机会，并对 方正科技信息有限公司</w:t>
         <w:br/>
-        <w:t>以及市场竞争加剧等问题。</w:t>
+        <w:t>进行了重点评估。</w:t>
         <w:br/>
       </w:r>
     </w:p>
     <w:p>
       <w:r>
         <w:br/>
-        <w:t>从产业链角度看，消费科技 行业主要由上游设备厂商、</w:t>
+        <w:t>华辰资本旗下的 HC Energy Transition Fund 在最近的资产配置会议中</w:t>
         <w:br/>
-        <w:t>中游平台企业以及下游应用厂商组成。</w:t>
+        <w:t>讨论了 消费科技 行业的投资机会，并对 联通时科传媒有限公司</w:t>
         <w:br/>
-        <w:t>南康网络有限公司 主要位于产业链的 上游 环节。</w:t>
+        <w:t>进行了重点评估。</w:t>
         <w:br/>
       </w:r>
     </w:p>
     <w:p>
       <w:r>
         <w:br/>
-        <w:t>从产业链角度看，消费科技 行业主要由上游设备厂商、</w:t>
+        <w:t>华辰资本旗下的 HC Global Macro Fund 在最近的资产配置会议中</w:t>
         <w:br/>
-        <w:t>中游平台企业以及下游应用厂商组成。</w:t>
+        <w:t>讨论了 云计算 行业的投资机会，并对 良诺科技有限公司</w:t>
         <w:br/>
-        <w:t>昂歌信息科技有限公司 主要位于产业链的 中游 环节。</w:t>
+        <w:t>进行了重点评估。</w:t>
         <w:br/>
       </w:r>
     </w:p>
     <w:p>
       <w:r>
         <w:br/>
-        <w:t>根据内部财务模型测算，万迅电脑网络有限公司 在未来三年</w:t>
+        <w:t>华辰资本旗下的 HC Energy Transition Fund 在最近的资产配置会议中</w:t>
         <w:br/>
-        <w:t>收入复合增长率预计可达到 28% 左右。</w:t>
+        <w:t>讨论了 云计算 行业的投资机会，并对 佳禾传媒有限公司</w:t>
         <w:br/>
-        <w:t>该预测基于行业需求增长以及公司产能扩张计划。</w:t>
+        <w:t>进行了重点评估。</w:t>
         <w:br/>
       </w:r>
     </w:p>
@@ -1642,33 +3206,35 @@
     <w:p>
       <w:r>
         <w:br/>
-        <w:t>风险管理部认为，医疗科技 行业仍然面临若干</w:t>
+        <w:t>根据内部财务模型测算，佳禾传媒有限公司 在未来三年</w:t>
         <w:br/>
-        <w:t>不确定性因素，包括技术迭代风险、政策变化、</w:t>
+        <w:t>收入复合增长率预计可达到 30% 左右。</w:t>
         <w:br/>
-        <w:t>以及市场竞争加剧等问题。</w:t>
+        <w:t>该预测基于行业需求增长以及公司产能扩张计划。</w:t>
         <w:br/>
       </w:r>
     </w:p>
     <w:p>
       <w:r>
         <w:br/>
-        <w:t>华辰资本旗下的 HC Global Macro Fund 在最近的资产配置会议中</w:t>
+        <w:t>方正科技传媒有限公司 是中国 人工智能 行业的重要企业之一。</w:t>
         <w:br/>
-        <w:t>讨论了 新能源 行业的投资机会，并对 鸿睿思博网络有限公司</w:t>
+        <w:t>根据华辰资本 风险管理部 的研究，该公司成立于 2019 年，</w:t>
         <w:br/>
-        <w:t>进行了重点评估。</w:t>
+        <w:t>目前员工规模约 2043 人。公司近年来持续加大研发投入，</w:t>
+        <w:br/>
+        <w:t>在核心技术方面形成了较强的竞争壁垒。</w:t>
         <w:br/>
       </w:r>
     </w:p>
     <w:p>
       <w:r>
         <w:br/>
-        <w:t>风险管理部认为，人工智能 行业仍然面临若干</w:t>
+        <w:t>从产业链角度看，消费科技 行业主要由上游设备厂商、</w:t>
         <w:br/>
-        <w:t>不确定性因素，包括技术迭代风险、政策变化、</w:t>
+        <w:t>中游平台企业以及下游应用厂商组成。</w:t>
         <w:br/>
-        <w:t>以及市场竞争加剧等问题。</w:t>
+        <w:t>昂歌信息信息有限公司 主要位于产业链的 下游 环节。</w:t>
         <w:br/>
       </w:r>
     </w:p>
@@ -1732,37 +3298,37 @@
           </w:tcPr>
           <w:p>
             <w:r>
-              <w:t>飞利信科技有限公司</w:t>
-            </w:r>
-          </w:p>
-        </w:tc>
-        <w:tc>
-          <w:tcPr>
-            <w:tcW w:type="dxa" w:w="2160"/>
-          </w:tcPr>
-          <w:p>
-            <w:r>
-              <w:t>新能源</w:t>
-            </w:r>
-          </w:p>
-        </w:tc>
-        <w:tc>
-          <w:tcPr>
-            <w:tcW w:type="dxa" w:w="2160"/>
-          </w:tcPr>
-          <w:p>
-            <w:r>
-              <w:t>285亿</w:t>
-            </w:r>
-          </w:p>
-        </w:tc>
-        <w:tc>
-          <w:tcPr>
-            <w:tcW w:type="dxa" w:w="2160"/>
-          </w:tcPr>
-          <w:p>
-            <w:r>
-              <w:t>6%</w:t>
+              <w:t>信诚致远科技有限公司</w:t>
+            </w:r>
+          </w:p>
+        </w:tc>
+        <w:tc>
+          <w:tcPr>
+            <w:tcW w:type="dxa" w:w="2160"/>
+          </w:tcPr>
+          <w:p>
+            <w:r>
+              <w:t>云计算</w:t>
+            </w:r>
+          </w:p>
+        </w:tc>
+        <w:tc>
+          <w:tcPr>
+            <w:tcW w:type="dxa" w:w="2160"/>
+          </w:tcPr>
+          <w:p>
+            <w:r>
+              <w:t>384亿</w:t>
+            </w:r>
+          </w:p>
+        </w:tc>
+        <w:tc>
+          <w:tcPr>
+            <w:tcW w:type="dxa" w:w="2160"/>
+          </w:tcPr>
+          <w:p>
+            <w:r>
+              <w:t>27%</w:t>
             </w:r>
           </w:p>
         </w:tc>
@@ -1774,7 +3340,7 @@
           </w:tcPr>
           <w:p>
             <w:r>
-              <w:t>鸿睿思博网络有限公司</w:t>
+              <w:t>恩悌网络有限公司</w:t>
             </w:r>
           </w:p>
         </w:tc>
@@ -1794,17 +3360,17 @@
           </w:tcPr>
           <w:p>
             <w:r>
-              <w:t>502亿</w:t>
-            </w:r>
-          </w:p>
-        </w:tc>
-        <w:tc>
-          <w:tcPr>
-            <w:tcW w:type="dxa" w:w="2160"/>
-          </w:tcPr>
-          <w:p>
-            <w:r>
-              <w:t>30%</w:t>
+              <w:t>545亿</w:t>
+            </w:r>
+          </w:p>
+        </w:tc>
+        <w:tc>
+          <w:tcPr>
+            <w:tcW w:type="dxa" w:w="2160"/>
+          </w:tcPr>
+          <w:p>
+            <w:r>
+              <w:t>14%</w:t>
             </w:r>
           </w:p>
         </w:tc>
@@ -1816,37 +3382,37 @@
           </w:tcPr>
           <w:p>
             <w:r>
-              <w:t>立信电子网络有限公司</w:t>
-            </w:r>
-          </w:p>
-        </w:tc>
-        <w:tc>
-          <w:tcPr>
-            <w:tcW w:type="dxa" w:w="2160"/>
-          </w:tcPr>
-          <w:p>
-            <w:r>
-              <w:t>云计算</w:t>
-            </w:r>
-          </w:p>
-        </w:tc>
-        <w:tc>
-          <w:tcPr>
-            <w:tcW w:type="dxa" w:w="2160"/>
-          </w:tcPr>
-          <w:p>
-            <w:r>
-              <w:t>782亿</w:t>
-            </w:r>
-          </w:p>
-        </w:tc>
-        <w:tc>
-          <w:tcPr>
-            <w:tcW w:type="dxa" w:w="2160"/>
-          </w:tcPr>
-          <w:p>
-            <w:r>
-              <w:t>18%</w:t>
+              <w:t>信诚致远网络有限公司</w:t>
+            </w:r>
+          </w:p>
+        </w:tc>
+        <w:tc>
+          <w:tcPr>
+            <w:tcW w:type="dxa" w:w="2160"/>
+          </w:tcPr>
+          <w:p>
+            <w:r>
+              <w:t>半导体</w:t>
+            </w:r>
+          </w:p>
+        </w:tc>
+        <w:tc>
+          <w:tcPr>
+            <w:tcW w:type="dxa" w:w="2160"/>
+          </w:tcPr>
+          <w:p>
+            <w:r>
+              <w:t>450亿</w:t>
+            </w:r>
+          </w:p>
+        </w:tc>
+        <w:tc>
+          <w:tcPr>
+            <w:tcW w:type="dxa" w:w="2160"/>
+          </w:tcPr>
+          <w:p>
+            <w:r>
+              <w:t>26%</w:t>
             </w:r>
           </w:p>
         </w:tc>
@@ -1858,37 +3424,37 @@
           </w:tcPr>
           <w:p>
             <w:r>
-              <w:t>鸿睿思博信息有限公司</w:t>
-            </w:r>
-          </w:p>
-        </w:tc>
-        <w:tc>
-          <w:tcPr>
-            <w:tcW w:type="dxa" w:w="2160"/>
-          </w:tcPr>
-          <w:p>
-            <w:r>
-              <w:t>半导体</w:t>
-            </w:r>
-          </w:p>
-        </w:tc>
-        <w:tc>
-          <w:tcPr>
-            <w:tcW w:type="dxa" w:w="2160"/>
-          </w:tcPr>
-          <w:p>
-            <w:r>
-              <w:t>563亿</w:t>
-            </w:r>
-          </w:p>
-        </w:tc>
-        <w:tc>
-          <w:tcPr>
-            <w:tcW w:type="dxa" w:w="2160"/>
-          </w:tcPr>
-          <w:p>
-            <w:r>
-              <w:t>23%</w:t>
+              <w:t>通际名联科技有限公司</w:t>
+            </w:r>
+          </w:p>
+        </w:tc>
+        <w:tc>
+          <w:tcPr>
+            <w:tcW w:type="dxa" w:w="2160"/>
+          </w:tcPr>
+          <w:p>
+            <w:r>
+              <w:t>人工智能</w:t>
+            </w:r>
+          </w:p>
+        </w:tc>
+        <w:tc>
+          <w:tcPr>
+            <w:tcW w:type="dxa" w:w="2160"/>
+          </w:tcPr>
+          <w:p>
+            <w:r>
+              <w:t>342亿</w:t>
+            </w:r>
+          </w:p>
+        </w:tc>
+        <w:tc>
+          <w:tcPr>
+            <w:tcW w:type="dxa" w:w="2160"/>
+          </w:tcPr>
+          <w:p>
+            <w:r>
+              <w:t>21%</w:t>
             </w:r>
           </w:p>
         </w:tc>
@@ -1900,37 +3466,37 @@
           </w:tcPr>
           <w:p>
             <w:r>
-              <w:t>凌云网络有限公司</w:t>
-            </w:r>
-          </w:p>
-        </w:tc>
-        <w:tc>
-          <w:tcPr>
-            <w:tcW w:type="dxa" w:w="2160"/>
-          </w:tcPr>
-          <w:p>
-            <w:r>
-              <w:t>医疗科技</w:t>
-            </w:r>
-          </w:p>
-        </w:tc>
-        <w:tc>
-          <w:tcPr>
-            <w:tcW w:type="dxa" w:w="2160"/>
-          </w:tcPr>
-          <w:p>
-            <w:r>
-              <w:t>743亿</w:t>
-            </w:r>
-          </w:p>
-        </w:tc>
-        <w:tc>
-          <w:tcPr>
-            <w:tcW w:type="dxa" w:w="2160"/>
-          </w:tcPr>
-          <w:p>
-            <w:r>
-              <w:t>18%</w:t>
+              <w:t>明腾传媒有限公司</w:t>
+            </w:r>
+          </w:p>
+        </w:tc>
+        <w:tc>
+          <w:tcPr>
+            <w:tcW w:type="dxa" w:w="2160"/>
+          </w:tcPr>
+          <w:p>
+            <w:r>
+              <w:t>人工智能</w:t>
+            </w:r>
+          </w:p>
+        </w:tc>
+        <w:tc>
+          <w:tcPr>
+            <w:tcW w:type="dxa" w:w="2160"/>
+          </w:tcPr>
+          <w:p>
+            <w:r>
+              <w:t>481亿</w:t>
+            </w:r>
+          </w:p>
+        </w:tc>
+        <w:tc>
+          <w:tcPr>
+            <w:tcW w:type="dxa" w:w="2160"/>
+          </w:tcPr>
+          <w:p>
+            <w:r>
+              <w:t>23%</w:t>
             </w:r>
           </w:p>
         </w:tc>
@@ -1942,37 +3508,37 @@
           </w:tcPr>
           <w:p>
             <w:r>
-              <w:t>银嘉信息有限公司</w:t>
-            </w:r>
-          </w:p>
-        </w:tc>
-        <w:tc>
-          <w:tcPr>
-            <w:tcW w:type="dxa" w:w="2160"/>
-          </w:tcPr>
-          <w:p>
-            <w:r>
-              <w:t>消费科技</w:t>
-            </w:r>
-          </w:p>
-        </w:tc>
-        <w:tc>
-          <w:tcPr>
-            <w:tcW w:type="dxa" w:w="2160"/>
-          </w:tcPr>
-          <w:p>
-            <w:r>
-              <w:t>646亿</w:t>
-            </w:r>
-          </w:p>
-        </w:tc>
-        <w:tc>
-          <w:tcPr>
-            <w:tcW w:type="dxa" w:w="2160"/>
-          </w:tcPr>
-          <w:p>
-            <w:r>
-              <w:t>27%</w:t>
+              <w:t>明腾传媒有限公司</w:t>
+            </w:r>
+          </w:p>
+        </w:tc>
+        <w:tc>
+          <w:tcPr>
+            <w:tcW w:type="dxa" w:w="2160"/>
+          </w:tcPr>
+          <w:p>
+            <w:r>
+              <w:t>人工智能</w:t>
+            </w:r>
+          </w:p>
+        </w:tc>
+        <w:tc>
+          <w:tcPr>
+            <w:tcW w:type="dxa" w:w="2160"/>
+          </w:tcPr>
+          <w:p>
+            <w:r>
+              <w:t>221亿</w:t>
+            </w:r>
+          </w:p>
+        </w:tc>
+        <w:tc>
+          <w:tcPr>
+            <w:tcW w:type="dxa" w:w="2160"/>
+          </w:tcPr>
+          <w:p>
+            <w:r>
+              <w:t>10%</w:t>
             </w:r>
           </w:p>
         </w:tc>
@@ -1984,37 +3550,37 @@
           </w:tcPr>
           <w:p>
             <w:r>
-              <w:t>九方信息有限公司</w:t>
-            </w:r>
-          </w:p>
-        </w:tc>
-        <w:tc>
-          <w:tcPr>
-            <w:tcW w:type="dxa" w:w="2160"/>
-          </w:tcPr>
-          <w:p>
-            <w:r>
-              <w:t>新能源</w:t>
-            </w:r>
-          </w:p>
-        </w:tc>
-        <w:tc>
-          <w:tcPr>
-            <w:tcW w:type="dxa" w:w="2160"/>
-          </w:tcPr>
-          <w:p>
-            <w:r>
-              <w:t>704亿</w:t>
-            </w:r>
-          </w:p>
-        </w:tc>
-        <w:tc>
-          <w:tcPr>
-            <w:tcW w:type="dxa" w:w="2160"/>
-          </w:tcPr>
-          <w:p>
-            <w:r>
-              <w:t>26%</w:t>
+              <w:t>鑫博腾飞信息有限公司</w:t>
+            </w:r>
+          </w:p>
+        </w:tc>
+        <w:tc>
+          <w:tcPr>
+            <w:tcW w:type="dxa" w:w="2160"/>
+          </w:tcPr>
+          <w:p>
+            <w:r>
+              <w:t>消费科技</w:t>
+            </w:r>
+          </w:p>
+        </w:tc>
+        <w:tc>
+          <w:tcPr>
+            <w:tcW w:type="dxa" w:w="2160"/>
+          </w:tcPr>
+          <w:p>
+            <w:r>
+              <w:t>643亿</w:t>
+            </w:r>
+          </w:p>
+        </w:tc>
+        <w:tc>
+          <w:tcPr>
+            <w:tcW w:type="dxa" w:w="2160"/>
+          </w:tcPr>
+          <w:p>
+            <w:r>
+              <w:t>7%</w:t>
             </w:r>
           </w:p>
         </w:tc>
@@ -2026,7 +3592,7 @@
           </w:tcPr>
           <w:p>
             <w:r>
-              <w:t>九方网络有限公司</w:t>
+              <w:t>戴硕电子网络有限公司</w:t>
             </w:r>
           </w:p>
         </w:tc>
@@ -2046,17 +3612,17 @@
           </w:tcPr>
           <w:p>
             <w:r>
-              <w:t>452亿</w:t>
-            </w:r>
-          </w:p>
-        </w:tc>
-        <w:tc>
-          <w:tcPr>
-            <w:tcW w:type="dxa" w:w="2160"/>
-          </w:tcPr>
-          <w:p>
-            <w:r>
-              <w:t>20%</w:t>
+              <w:t>186亿</w:t>
+            </w:r>
+          </w:p>
+        </w:tc>
+        <w:tc>
+          <w:tcPr>
+            <w:tcW w:type="dxa" w:w="2160"/>
+          </w:tcPr>
+          <w:p>
+            <w:r>
+              <w:t>9%</w:t>
             </w:r>
           </w:p>
         </w:tc>
@@ -2068,37 +3634,37 @@
           </w:tcPr>
           <w:p>
             <w:r>
-              <w:t>浦华众城信息有限公司</w:t>
-            </w:r>
-          </w:p>
-        </w:tc>
-        <w:tc>
-          <w:tcPr>
-            <w:tcW w:type="dxa" w:w="2160"/>
-          </w:tcPr>
-          <w:p>
-            <w:r>
-              <w:t>云计算</w:t>
-            </w:r>
-          </w:p>
-        </w:tc>
-        <w:tc>
-          <w:tcPr>
-            <w:tcW w:type="dxa" w:w="2160"/>
-          </w:tcPr>
-          <w:p>
-            <w:r>
-              <w:t>614亿</w:t>
-            </w:r>
-          </w:p>
-        </w:tc>
-        <w:tc>
-          <w:tcPr>
-            <w:tcW w:type="dxa" w:w="2160"/>
-          </w:tcPr>
-          <w:p>
-            <w:r>
-              <w:t>30%</w:t>
+              <w:t>昂歌信息信息有限公司</w:t>
+            </w:r>
+          </w:p>
+        </w:tc>
+        <w:tc>
+          <w:tcPr>
+            <w:tcW w:type="dxa" w:w="2160"/>
+          </w:tcPr>
+          <w:p>
+            <w:r>
+              <w:t>消费科技</w:t>
+            </w:r>
+          </w:p>
+        </w:tc>
+        <w:tc>
+          <w:tcPr>
+            <w:tcW w:type="dxa" w:w="2160"/>
+          </w:tcPr>
+          <w:p>
+            <w:r>
+              <w:t>559亿</w:t>
+            </w:r>
+          </w:p>
+        </w:tc>
+        <w:tc>
+          <w:tcPr>
+            <w:tcW w:type="dxa" w:w="2160"/>
+          </w:tcPr>
+          <w:p>
+            <w:r>
+              <w:t>24%</w:t>
             </w:r>
           </w:p>
         </w:tc>
@@ -2110,37 +3676,37 @@
           </w:tcPr>
           <w:p>
             <w:r>
-              <w:t>精芯信息有限公司</w:t>
-            </w:r>
-          </w:p>
-        </w:tc>
-        <w:tc>
-          <w:tcPr>
-            <w:tcW w:type="dxa" w:w="2160"/>
-          </w:tcPr>
-          <w:p>
-            <w:r>
-              <w:t>消费科技</w:t>
-            </w:r>
-          </w:p>
-        </w:tc>
-        <w:tc>
-          <w:tcPr>
-            <w:tcW w:type="dxa" w:w="2160"/>
-          </w:tcPr>
-          <w:p>
-            <w:r>
-              <w:t>433亿</w:t>
-            </w:r>
-          </w:p>
-        </w:tc>
-        <w:tc>
-          <w:tcPr>
-            <w:tcW w:type="dxa" w:w="2160"/>
-          </w:tcPr>
-          <w:p>
-            <w:r>
-              <w:t>17%</w:t>
+              <w:t>雨林木风计算机科技有限公司</w:t>
+            </w:r>
+          </w:p>
+        </w:tc>
+        <w:tc>
+          <w:tcPr>
+            <w:tcW w:type="dxa" w:w="2160"/>
+          </w:tcPr>
+          <w:p>
+            <w:r>
+              <w:t>半导体</w:t>
+            </w:r>
+          </w:p>
+        </w:tc>
+        <w:tc>
+          <w:tcPr>
+            <w:tcW w:type="dxa" w:w="2160"/>
+          </w:tcPr>
+          <w:p>
+            <w:r>
+              <w:t>251亿</w:t>
+            </w:r>
+          </w:p>
+        </w:tc>
+        <w:tc>
+          <w:tcPr>
+            <w:tcW w:type="dxa" w:w="2160"/>
+          </w:tcPr>
+          <w:p>
+            <w:r>
+              <w:t>5%</w:t>
             </w:r>
           </w:p>
         </w:tc>
@@ -2152,37 +3718,37 @@
           </w:tcPr>
           <w:p>
             <w:r>
-              <w:t>昊嘉网络有限公司</w:t>
-            </w:r>
-          </w:p>
-        </w:tc>
-        <w:tc>
-          <w:tcPr>
-            <w:tcW w:type="dxa" w:w="2160"/>
-          </w:tcPr>
-          <w:p>
-            <w:r>
-              <w:t>新能源</w:t>
-            </w:r>
-          </w:p>
-        </w:tc>
-        <w:tc>
-          <w:tcPr>
-            <w:tcW w:type="dxa" w:w="2160"/>
-          </w:tcPr>
-          <w:p>
-            <w:r>
-              <w:t>480亿</w:t>
-            </w:r>
-          </w:p>
-        </w:tc>
-        <w:tc>
-          <w:tcPr>
-            <w:tcW w:type="dxa" w:w="2160"/>
-          </w:tcPr>
-          <w:p>
-            <w:r>
-              <w:t>5%</w:t>
+              <w:t>佳禾传媒有限公司</w:t>
+            </w:r>
+          </w:p>
+        </w:tc>
+        <w:tc>
+          <w:tcPr>
+            <w:tcW w:type="dxa" w:w="2160"/>
+          </w:tcPr>
+          <w:p>
+            <w:r>
+              <w:t>云计算</w:t>
+            </w:r>
+          </w:p>
+        </w:tc>
+        <w:tc>
+          <w:tcPr>
+            <w:tcW w:type="dxa" w:w="2160"/>
+          </w:tcPr>
+          <w:p>
+            <w:r>
+              <w:t>241亿</w:t>
+            </w:r>
+          </w:p>
+        </w:tc>
+        <w:tc>
+          <w:tcPr>
+            <w:tcW w:type="dxa" w:w="2160"/>
+          </w:tcPr>
+          <w:p>
+            <w:r>
+              <w:t>13%</w:t>
             </w:r>
           </w:p>
         </w:tc>
@@ -2194,37 +3760,37 @@
           </w:tcPr>
           <w:p>
             <w:r>
-              <w:t>易动力科技有限公司</w:t>
-            </w:r>
-          </w:p>
-        </w:tc>
-        <w:tc>
-          <w:tcPr>
-            <w:tcW w:type="dxa" w:w="2160"/>
-          </w:tcPr>
-          <w:p>
-            <w:r>
-              <w:t>云计算</w:t>
-            </w:r>
-          </w:p>
-        </w:tc>
-        <w:tc>
-          <w:tcPr>
-            <w:tcW w:type="dxa" w:w="2160"/>
-          </w:tcPr>
-          <w:p>
-            <w:r>
-              <w:t>481亿</w:t>
-            </w:r>
-          </w:p>
-        </w:tc>
-        <w:tc>
-          <w:tcPr>
-            <w:tcW w:type="dxa" w:w="2160"/>
-          </w:tcPr>
-          <w:p>
-            <w:r>
-              <w:t>10%</w:t>
+              <w:t>信诚致远网络有限公司</w:t>
+            </w:r>
+          </w:p>
+        </w:tc>
+        <w:tc>
+          <w:tcPr>
+            <w:tcW w:type="dxa" w:w="2160"/>
+          </w:tcPr>
+          <w:p>
+            <w:r>
+              <w:t>半导体</w:t>
+            </w:r>
+          </w:p>
+        </w:tc>
+        <w:tc>
+          <w:tcPr>
+            <w:tcW w:type="dxa" w:w="2160"/>
+          </w:tcPr>
+          <w:p>
+            <w:r>
+              <w:t>557亿</w:t>
+            </w:r>
+          </w:p>
+        </w:tc>
+        <w:tc>
+          <w:tcPr>
+            <w:tcW w:type="dxa" w:w="2160"/>
+          </w:tcPr>
+          <w:p>
+            <w:r>
+              <w:t>9%</w:t>
             </w:r>
           </w:p>
         </w:tc>
@@ -2236,37 +3802,37 @@
           </w:tcPr>
           <w:p>
             <w:r>
-              <w:t>天益信息有限公司</w:t>
-            </w:r>
-          </w:p>
-        </w:tc>
-        <w:tc>
-          <w:tcPr>
-            <w:tcW w:type="dxa" w:w="2160"/>
-          </w:tcPr>
-          <w:p>
-            <w:r>
-              <w:t>云计算</w:t>
-            </w:r>
-          </w:p>
-        </w:tc>
-        <w:tc>
-          <w:tcPr>
-            <w:tcW w:type="dxa" w:w="2160"/>
-          </w:tcPr>
-          <w:p>
-            <w:r>
-              <w:t>171亿</w:t>
-            </w:r>
-          </w:p>
-        </w:tc>
-        <w:tc>
-          <w:tcPr>
-            <w:tcW w:type="dxa" w:w="2160"/>
-          </w:tcPr>
-          <w:p>
-            <w:r>
-              <w:t>14%</w:t>
+              <w:t>华泰通安网络有限公司</w:t>
+            </w:r>
+          </w:p>
+        </w:tc>
+        <w:tc>
+          <w:tcPr>
+            <w:tcW w:type="dxa" w:w="2160"/>
+          </w:tcPr>
+          <w:p>
+            <w:r>
+              <w:t>半导体</w:t>
+            </w:r>
+          </w:p>
+        </w:tc>
+        <w:tc>
+          <w:tcPr>
+            <w:tcW w:type="dxa" w:w="2160"/>
+          </w:tcPr>
+          <w:p>
+            <w:r>
+              <w:t>669亿</w:t>
+            </w:r>
+          </w:p>
+        </w:tc>
+        <w:tc>
+          <w:tcPr>
+            <w:tcW w:type="dxa" w:w="2160"/>
+          </w:tcPr>
+          <w:p>
+            <w:r>
+              <w:t>26%</w:t>
             </w:r>
           </w:p>
         </w:tc>
@@ -2278,37 +3844,37 @@
           </w:tcPr>
           <w:p>
             <w:r>
-              <w:t>昂歌信息科技有限公司</w:t>
-            </w:r>
-          </w:p>
-        </w:tc>
-        <w:tc>
-          <w:tcPr>
-            <w:tcW w:type="dxa" w:w="2160"/>
-          </w:tcPr>
-          <w:p>
-            <w:r>
-              <w:t>消费科技</w:t>
-            </w:r>
-          </w:p>
-        </w:tc>
-        <w:tc>
-          <w:tcPr>
-            <w:tcW w:type="dxa" w:w="2160"/>
-          </w:tcPr>
-          <w:p>
-            <w:r>
-              <w:t>146亿</w:t>
-            </w:r>
-          </w:p>
-        </w:tc>
-        <w:tc>
-          <w:tcPr>
-            <w:tcW w:type="dxa" w:w="2160"/>
-          </w:tcPr>
-          <w:p>
-            <w:r>
-              <w:t>24%</w:t>
+              <w:t>昊嘉科技有限公司</w:t>
+            </w:r>
+          </w:p>
+        </w:tc>
+        <w:tc>
+          <w:tcPr>
+            <w:tcW w:type="dxa" w:w="2160"/>
+          </w:tcPr>
+          <w:p>
+            <w:r>
+              <w:t>医疗科技</w:t>
+            </w:r>
+          </w:p>
+        </w:tc>
+        <w:tc>
+          <w:tcPr>
+            <w:tcW w:type="dxa" w:w="2160"/>
+          </w:tcPr>
+          <w:p>
+            <w:r>
+              <w:t>265亿</w:t>
+            </w:r>
+          </w:p>
+        </w:tc>
+        <w:tc>
+          <w:tcPr>
+            <w:tcW w:type="dxa" w:w="2160"/>
+          </w:tcPr>
+          <w:p>
+            <w:r>
+              <w:t>6%</w:t>
             </w:r>
           </w:p>
         </w:tc>
@@ -2320,493 +3886,7 @@
           </w:tcPr>
           <w:p>
             <w:r>
-              <w:t>精芯信息有限公司</w:t>
-            </w:r>
-          </w:p>
-        </w:tc>
-        <w:tc>
-          <w:tcPr>
-            <w:tcW w:type="dxa" w:w="2160"/>
-          </w:tcPr>
-          <w:p>
-            <w:r>
-              <w:t>消费科技</w:t>
-            </w:r>
-          </w:p>
-        </w:tc>
-        <w:tc>
-          <w:tcPr>
-            <w:tcW w:type="dxa" w:w="2160"/>
-          </w:tcPr>
-          <w:p>
-            <w:r>
-              <w:t>647亿</w:t>
-            </w:r>
-          </w:p>
-        </w:tc>
-        <w:tc>
-          <w:tcPr>
-            <w:tcW w:type="dxa" w:w="2160"/>
-          </w:tcPr>
-          <w:p>
-            <w:r>
-              <w:t>12%</w:t>
-            </w:r>
-          </w:p>
-        </w:tc>
-      </w:tr>
-    </w:tbl>
-    <w:p>
-      <w:pPr>
-        <w:pStyle w:val="Heading1"/>
-      </w:pPr>
-      <w:r>
-        <w:t>行业分析 4</w:t>
-      </w:r>
-    </w:p>
-    <w:p>
-      <w:r>
-        <w:br/>
-        <w:t>风险管理部认为，云计算 行业仍然面临若干</w:t>
-        <w:br/>
-        <w:t>不确定性因素，包括技术迭代风险、政策变化、</w:t>
-        <w:br/>
-        <w:t>以及市场竞争加剧等问题。</w:t>
-        <w:br/>
-      </w:r>
-    </w:p>
-    <w:p>
-      <w:r>
-        <w:br/>
-        <w:t>华辰资本旗下的 HC Quant Arbitrage Fund 在最近的资产配置会议中</w:t>
-        <w:br/>
-        <w:t>讨论了 消费科技 行业的投资机会，并对 兰金电子网络有限公司</w:t>
-        <w:br/>
-        <w:t>进行了重点评估。</w:t>
-        <w:br/>
-      </w:r>
-    </w:p>
-    <w:p>
-      <w:r>
-        <w:br/>
-        <w:t>从产业链角度看，机器人 行业主要由上游设备厂商、</w:t>
-        <w:br/>
-        <w:t>中游平台企业以及下游应用厂商组成。</w:t>
-        <w:br/>
-        <w:t>艾提科信科技有限公司 主要位于产业链的 中游 环节。</w:t>
-        <w:br/>
-      </w:r>
-    </w:p>
-    <w:p>
-      <w:r>
-        <w:br/>
-        <w:t>从产业链角度看，半导体 行业主要由上游设备厂商、</w:t>
-        <w:br/>
-        <w:t>中游平台企业以及下游应用厂商组成。</w:t>
-        <w:br/>
-        <w:t>天益科技有限公司 主要位于产业链的 上游 环节。</w:t>
-        <w:br/>
-      </w:r>
-    </w:p>
-    <w:p>
-      <w:r>
-        <w:br/>
-        <w:t>从产业链角度看，机器人 行业主要由上游设备厂商、</w:t>
-        <w:br/>
-        <w:t>中游平台企业以及下游应用厂商组成。</w:t>
-        <w:br/>
-        <w:t>济南亿次元网络有限公司 主要位于产业链的 中游 环节。</w:t>
-        <w:br/>
-      </w:r>
-    </w:p>
-    <w:p>
-      <w:r>
-        <w:br/>
-        <w:t>华辰资本旗下的 HC Energy Transition Fund 在最近的资产配置会议中</w:t>
-        <w:br/>
-        <w:t>讨论了 人工智能 行业的投资机会，并对 信诚致远传媒有限公司</w:t>
-        <w:br/>
-        <w:t>进行了重点评估。</w:t>
-        <w:br/>
-      </w:r>
-    </w:p>
-    <w:p>
-      <w:r>
-        <w:br/>
-        <w:t>风险管理部认为，半导体 行业仍然面临若干</w:t>
-        <w:br/>
-        <w:t>不确定性因素，包括技术迭代风险、政策变化、</w:t>
-        <w:br/>
-        <w:t>以及市场竞争加剧等问题。</w:t>
-        <w:br/>
-      </w:r>
-    </w:p>
-    <w:p>
-      <w:r>
-        <w:br/>
-        <w:t>风险管理部认为，云计算 行业仍然面临若干</w:t>
-        <w:br/>
-        <w:t>不确定性因素，包括技术迭代风险、政策变化、</w:t>
-        <w:br/>
-        <w:t>以及市场竞争加剧等问题。</w:t>
-        <w:br/>
-      </w:r>
-    </w:p>
-    <w:tbl>
-      <w:tblPr>
-        <w:tblW w:type="auto" w:w="0"/>
-        <w:tblLook w:firstColumn="1" w:firstRow="1" w:lastColumn="0" w:lastRow="0" w:noHBand="0" w:noVBand="1" w:val="04A0"/>
-      </w:tblPr>
-      <w:tblGrid>
-        <w:gridCol w:w="2160"/>
-        <w:gridCol w:w="2160"/>
-        <w:gridCol w:w="2160"/>
-        <w:gridCol w:w="2160"/>
-      </w:tblGrid>
-      <w:tr>
-        <w:tc>
-          <w:tcPr>
-            <w:tcW w:type="dxa" w:w="2160"/>
-          </w:tcPr>
-          <w:p>
-            <w:r>
-              <w:t>公司</w:t>
-            </w:r>
-          </w:p>
-        </w:tc>
-        <w:tc>
-          <w:tcPr>
-            <w:tcW w:type="dxa" w:w="2160"/>
-          </w:tcPr>
-          <w:p>
-            <w:r>
-              <w:t>行业</w:t>
-            </w:r>
-          </w:p>
-        </w:tc>
-        <w:tc>
-          <w:tcPr>
-            <w:tcW w:type="dxa" w:w="2160"/>
-          </w:tcPr>
-          <w:p>
-            <w:r>
-              <w:t>市值</w:t>
-            </w:r>
-          </w:p>
-        </w:tc>
-        <w:tc>
-          <w:tcPr>
-            <w:tcW w:type="dxa" w:w="2160"/>
-          </w:tcPr>
-          <w:p>
-            <w:r>
-              <w:t>增长率</w:t>
-            </w:r>
-          </w:p>
-        </w:tc>
-      </w:tr>
-      <w:tr>
-        <w:tc>
-          <w:tcPr>
-            <w:tcW w:type="dxa" w:w="2160"/>
-          </w:tcPr>
-          <w:p>
-            <w:r>
-              <w:t>华远软件信息有限公司</w:t>
-            </w:r>
-          </w:p>
-        </w:tc>
-        <w:tc>
-          <w:tcPr>
-            <w:tcW w:type="dxa" w:w="2160"/>
-          </w:tcPr>
-          <w:p>
-            <w:r>
-              <w:t>半导体</w:t>
-            </w:r>
-          </w:p>
-        </w:tc>
-        <w:tc>
-          <w:tcPr>
-            <w:tcW w:type="dxa" w:w="2160"/>
-          </w:tcPr>
-          <w:p>
-            <w:r>
-              <w:t>714亿</w:t>
-            </w:r>
-          </w:p>
-        </w:tc>
-        <w:tc>
-          <w:tcPr>
-            <w:tcW w:type="dxa" w:w="2160"/>
-          </w:tcPr>
-          <w:p>
-            <w:r>
-              <w:t>13%</w:t>
-            </w:r>
-          </w:p>
-        </w:tc>
-      </w:tr>
-      <w:tr>
-        <w:tc>
-          <w:tcPr>
-            <w:tcW w:type="dxa" w:w="2160"/>
-          </w:tcPr>
-          <w:p>
-            <w:r>
-              <w:t>昂歌信息科技有限公司</w:t>
-            </w:r>
-          </w:p>
-        </w:tc>
-        <w:tc>
-          <w:tcPr>
-            <w:tcW w:type="dxa" w:w="2160"/>
-          </w:tcPr>
-          <w:p>
-            <w:r>
-              <w:t>消费科技</w:t>
-            </w:r>
-          </w:p>
-        </w:tc>
-        <w:tc>
-          <w:tcPr>
-            <w:tcW w:type="dxa" w:w="2160"/>
-          </w:tcPr>
-          <w:p>
-            <w:r>
-              <w:t>790亿</w:t>
-            </w:r>
-          </w:p>
-        </w:tc>
-        <w:tc>
-          <w:tcPr>
-            <w:tcW w:type="dxa" w:w="2160"/>
-          </w:tcPr>
-          <w:p>
-            <w:r>
-              <w:t>7%</w:t>
-            </w:r>
-          </w:p>
-        </w:tc>
-      </w:tr>
-      <w:tr>
-        <w:tc>
-          <w:tcPr>
-            <w:tcW w:type="dxa" w:w="2160"/>
-          </w:tcPr>
-          <w:p>
-            <w:r>
-              <w:t>天益科技有限公司</w:t>
-            </w:r>
-          </w:p>
-        </w:tc>
-        <w:tc>
-          <w:tcPr>
-            <w:tcW w:type="dxa" w:w="2160"/>
-          </w:tcPr>
-          <w:p>
-            <w:r>
-              <w:t>半导体</w:t>
-            </w:r>
-          </w:p>
-        </w:tc>
-        <w:tc>
-          <w:tcPr>
-            <w:tcW w:type="dxa" w:w="2160"/>
-          </w:tcPr>
-          <w:p>
-            <w:r>
-              <w:t>694亿</w:t>
-            </w:r>
-          </w:p>
-        </w:tc>
-        <w:tc>
-          <w:tcPr>
-            <w:tcW w:type="dxa" w:w="2160"/>
-          </w:tcPr>
-          <w:p>
-            <w:r>
-              <w:t>12%</w:t>
-            </w:r>
-          </w:p>
-        </w:tc>
-      </w:tr>
-      <w:tr>
-        <w:tc>
-          <w:tcPr>
-            <w:tcW w:type="dxa" w:w="2160"/>
-          </w:tcPr>
-          <w:p>
-            <w:r>
-              <w:t>雨林木风计算机网络有限公司</w:t>
-            </w:r>
-          </w:p>
-        </w:tc>
-        <w:tc>
-          <w:tcPr>
-            <w:tcW w:type="dxa" w:w="2160"/>
-          </w:tcPr>
-          <w:p>
-            <w:r>
-              <w:t>医疗科技</w:t>
-            </w:r>
-          </w:p>
-        </w:tc>
-        <w:tc>
-          <w:tcPr>
-            <w:tcW w:type="dxa" w:w="2160"/>
-          </w:tcPr>
-          <w:p>
-            <w:r>
-              <w:t>495亿</w:t>
-            </w:r>
-          </w:p>
-        </w:tc>
-        <w:tc>
-          <w:tcPr>
-            <w:tcW w:type="dxa" w:w="2160"/>
-          </w:tcPr>
-          <w:p>
-            <w:r>
-              <w:t>18%</w:t>
-            </w:r>
-          </w:p>
-        </w:tc>
-      </w:tr>
-      <w:tr>
-        <w:tc>
-          <w:tcPr>
-            <w:tcW w:type="dxa" w:w="2160"/>
-          </w:tcPr>
-          <w:p>
-            <w:r>
-              <w:t>九方网络有限公司</w:t>
-            </w:r>
-          </w:p>
-        </w:tc>
-        <w:tc>
-          <w:tcPr>
-            <w:tcW w:type="dxa" w:w="2160"/>
-          </w:tcPr>
-          <w:p>
-            <w:r>
-              <w:t>新能源</w:t>
-            </w:r>
-          </w:p>
-        </w:tc>
-        <w:tc>
-          <w:tcPr>
-            <w:tcW w:type="dxa" w:w="2160"/>
-          </w:tcPr>
-          <w:p>
-            <w:r>
-              <w:t>780亿</w:t>
-            </w:r>
-          </w:p>
-        </w:tc>
-        <w:tc>
-          <w:tcPr>
-            <w:tcW w:type="dxa" w:w="2160"/>
-          </w:tcPr>
-          <w:p>
-            <w:r>
-              <w:t>9%</w:t>
-            </w:r>
-          </w:p>
-        </w:tc>
-      </w:tr>
-      <w:tr>
-        <w:tc>
-          <w:tcPr>
-            <w:tcW w:type="dxa" w:w="2160"/>
-          </w:tcPr>
-          <w:p>
-            <w:r>
-              <w:t>银嘉信息有限公司</w:t>
-            </w:r>
-          </w:p>
-        </w:tc>
-        <w:tc>
-          <w:tcPr>
-            <w:tcW w:type="dxa" w:w="2160"/>
-          </w:tcPr>
-          <w:p>
-            <w:r>
-              <w:t>消费科技</w:t>
-            </w:r>
-          </w:p>
-        </w:tc>
-        <w:tc>
-          <w:tcPr>
-            <w:tcW w:type="dxa" w:w="2160"/>
-          </w:tcPr>
-          <w:p>
-            <w:r>
-              <w:t>627亿</w:t>
-            </w:r>
-          </w:p>
-        </w:tc>
-        <w:tc>
-          <w:tcPr>
-            <w:tcW w:type="dxa" w:w="2160"/>
-          </w:tcPr>
-          <w:p>
-            <w:r>
-              <w:t>12%</w:t>
-            </w:r>
-          </w:p>
-        </w:tc>
-      </w:tr>
-      <w:tr>
-        <w:tc>
-          <w:tcPr>
-            <w:tcW w:type="dxa" w:w="2160"/>
-          </w:tcPr>
-          <w:p>
-            <w:r>
-              <w:t>和泰科技有限公司</w:t>
-            </w:r>
-          </w:p>
-        </w:tc>
-        <w:tc>
-          <w:tcPr>
-            <w:tcW w:type="dxa" w:w="2160"/>
-          </w:tcPr>
-          <w:p>
-            <w:r>
-              <w:t>人工智能</w:t>
-            </w:r>
-          </w:p>
-        </w:tc>
-        <w:tc>
-          <w:tcPr>
-            <w:tcW w:type="dxa" w:w="2160"/>
-          </w:tcPr>
-          <w:p>
-            <w:r>
-              <w:t>697亿</w:t>
-            </w:r>
-          </w:p>
-        </w:tc>
-        <w:tc>
-          <w:tcPr>
-            <w:tcW w:type="dxa" w:w="2160"/>
-          </w:tcPr>
-          <w:p>
-            <w:r>
-              <w:t>18%</w:t>
-            </w:r>
-          </w:p>
-        </w:tc>
-      </w:tr>
-      <w:tr>
-        <w:tc>
-          <w:tcPr>
-            <w:tcW w:type="dxa" w:w="2160"/>
-          </w:tcPr>
-          <w:p>
-            <w:r>
-              <w:t>国讯网络有限公司</w:t>
+              <w:t>良诺科技有限公司</w:t>
             </w:r>
           </w:p>
         </w:tc>
@@ -2826,217 +3906,7 @@
           </w:tcPr>
           <w:p>
             <w:r>
-              <w:t>192亿</w:t>
-            </w:r>
-          </w:p>
-        </w:tc>
-        <w:tc>
-          <w:tcPr>
-            <w:tcW w:type="dxa" w:w="2160"/>
-          </w:tcPr>
-          <w:p>
-            <w:r>
-              <w:t>21%</w:t>
-            </w:r>
-          </w:p>
-        </w:tc>
-      </w:tr>
-      <w:tr>
-        <w:tc>
-          <w:tcPr>
-            <w:tcW w:type="dxa" w:w="2160"/>
-          </w:tcPr>
-          <w:p>
-            <w:r>
-              <w:t>济南亿次元网络有限公司</w:t>
-            </w:r>
-          </w:p>
-        </w:tc>
-        <w:tc>
-          <w:tcPr>
-            <w:tcW w:type="dxa" w:w="2160"/>
-          </w:tcPr>
-          <w:p>
-            <w:r>
-              <w:t>机器人</w:t>
-            </w:r>
-          </w:p>
-        </w:tc>
-        <w:tc>
-          <w:tcPr>
-            <w:tcW w:type="dxa" w:w="2160"/>
-          </w:tcPr>
-          <w:p>
-            <w:r>
-              <w:t>560亿</w:t>
-            </w:r>
-          </w:p>
-        </w:tc>
-        <w:tc>
-          <w:tcPr>
-            <w:tcW w:type="dxa" w:w="2160"/>
-          </w:tcPr>
-          <w:p>
-            <w:r>
-              <w:t>8%</w:t>
-            </w:r>
-          </w:p>
-        </w:tc>
-      </w:tr>
-      <w:tr>
-        <w:tc>
-          <w:tcPr>
-            <w:tcW w:type="dxa" w:w="2160"/>
-          </w:tcPr>
-          <w:p>
-            <w:r>
-              <w:t>万迅电脑网络有限公司</w:t>
-            </w:r>
-          </w:p>
-        </w:tc>
-        <w:tc>
-          <w:tcPr>
-            <w:tcW w:type="dxa" w:w="2160"/>
-          </w:tcPr>
-          <w:p>
-            <w:r>
-              <w:t>半导体</w:t>
-            </w:r>
-          </w:p>
-        </w:tc>
-        <w:tc>
-          <w:tcPr>
-            <w:tcW w:type="dxa" w:w="2160"/>
-          </w:tcPr>
-          <w:p>
-            <w:r>
-              <w:t>676亿</w:t>
-            </w:r>
-          </w:p>
-        </w:tc>
-        <w:tc>
-          <w:tcPr>
-            <w:tcW w:type="dxa" w:w="2160"/>
-          </w:tcPr>
-          <w:p>
-            <w:r>
-              <w:t>8%</w:t>
-            </w:r>
-          </w:p>
-        </w:tc>
-      </w:tr>
-      <w:tr>
-        <w:tc>
-          <w:tcPr>
-            <w:tcW w:type="dxa" w:w="2160"/>
-          </w:tcPr>
-          <w:p>
-            <w:r>
-              <w:t>济南亿次元网络有限公司</w:t>
-            </w:r>
-          </w:p>
-        </w:tc>
-        <w:tc>
-          <w:tcPr>
-            <w:tcW w:type="dxa" w:w="2160"/>
-          </w:tcPr>
-          <w:p>
-            <w:r>
-              <w:t>机器人</w:t>
-            </w:r>
-          </w:p>
-        </w:tc>
-        <w:tc>
-          <w:tcPr>
-            <w:tcW w:type="dxa" w:w="2160"/>
-          </w:tcPr>
-          <w:p>
-            <w:r>
-              <w:t>227亿</w:t>
-            </w:r>
-          </w:p>
-        </w:tc>
-        <w:tc>
-          <w:tcPr>
-            <w:tcW w:type="dxa" w:w="2160"/>
-          </w:tcPr>
-          <w:p>
-            <w:r>
-              <w:t>28%</w:t>
-            </w:r>
-          </w:p>
-        </w:tc>
-      </w:tr>
-      <w:tr>
-        <w:tc>
-          <w:tcPr>
-            <w:tcW w:type="dxa" w:w="2160"/>
-          </w:tcPr>
-          <w:p>
-            <w:r>
-              <w:t>九方信息有限公司</w:t>
-            </w:r>
-          </w:p>
-        </w:tc>
-        <w:tc>
-          <w:tcPr>
-            <w:tcW w:type="dxa" w:w="2160"/>
-          </w:tcPr>
-          <w:p>
-            <w:r>
-              <w:t>新能源</w:t>
-            </w:r>
-          </w:p>
-        </w:tc>
-        <w:tc>
-          <w:tcPr>
-            <w:tcW w:type="dxa" w:w="2160"/>
-          </w:tcPr>
-          <w:p>
-            <w:r>
-              <w:t>420亿</w:t>
-            </w:r>
-          </w:p>
-        </w:tc>
-        <w:tc>
-          <w:tcPr>
-            <w:tcW w:type="dxa" w:w="2160"/>
-          </w:tcPr>
-          <w:p>
-            <w:r>
-              <w:t>5%</w:t>
-            </w:r>
-          </w:p>
-        </w:tc>
-      </w:tr>
-      <w:tr>
-        <w:tc>
-          <w:tcPr>
-            <w:tcW w:type="dxa" w:w="2160"/>
-          </w:tcPr>
-          <w:p>
-            <w:r>
-              <w:t>九方网络有限公司</w:t>
-            </w:r>
-          </w:p>
-        </w:tc>
-        <w:tc>
-          <w:tcPr>
-            <w:tcW w:type="dxa" w:w="2160"/>
-          </w:tcPr>
-          <w:p>
-            <w:r>
-              <w:t>新能源</w:t>
-            </w:r>
-          </w:p>
-        </w:tc>
-        <w:tc>
-          <w:tcPr>
-            <w:tcW w:type="dxa" w:w="2160"/>
-          </w:tcPr>
-          <w:p>
-            <w:r>
-              <w:t>146亿</w:t>
+              <w:t>760亿</w:t>
             </w:r>
           </w:p>
         </w:tc>
@@ -3047,878 +3917,6 @@
           <w:p>
             <w:r>
               <w:t>14%</w:t>
-            </w:r>
-          </w:p>
-        </w:tc>
-      </w:tr>
-      <w:tr>
-        <w:tc>
-          <w:tcPr>
-            <w:tcW w:type="dxa" w:w="2160"/>
-          </w:tcPr>
-          <w:p>
-            <w:r>
-              <w:t>昂歌信息科技有限公司</w:t>
-            </w:r>
-          </w:p>
-        </w:tc>
-        <w:tc>
-          <w:tcPr>
-            <w:tcW w:type="dxa" w:w="2160"/>
-          </w:tcPr>
-          <w:p>
-            <w:r>
-              <w:t>消费科技</w:t>
-            </w:r>
-          </w:p>
-        </w:tc>
-        <w:tc>
-          <w:tcPr>
-            <w:tcW w:type="dxa" w:w="2160"/>
-          </w:tcPr>
-          <w:p>
-            <w:r>
-              <w:t>440亿</w:t>
-            </w:r>
-          </w:p>
-        </w:tc>
-        <w:tc>
-          <w:tcPr>
-            <w:tcW w:type="dxa" w:w="2160"/>
-          </w:tcPr>
-          <w:p>
-            <w:r>
-              <w:t>24%</w:t>
-            </w:r>
-          </w:p>
-        </w:tc>
-      </w:tr>
-      <w:tr>
-        <w:tc>
-          <w:tcPr>
-            <w:tcW w:type="dxa" w:w="2160"/>
-          </w:tcPr>
-          <w:p>
-            <w:r>
-              <w:t>创亿信息有限公司</w:t>
-            </w:r>
-          </w:p>
-        </w:tc>
-        <w:tc>
-          <w:tcPr>
-            <w:tcW w:type="dxa" w:w="2160"/>
-          </w:tcPr>
-          <w:p>
-            <w:r>
-              <w:t>医疗科技</w:t>
-            </w:r>
-          </w:p>
-        </w:tc>
-        <w:tc>
-          <w:tcPr>
-            <w:tcW w:type="dxa" w:w="2160"/>
-          </w:tcPr>
-          <w:p>
-            <w:r>
-              <w:t>451亿</w:t>
-            </w:r>
-          </w:p>
-        </w:tc>
-        <w:tc>
-          <w:tcPr>
-            <w:tcW w:type="dxa" w:w="2160"/>
-          </w:tcPr>
-          <w:p>
-            <w:r>
-              <w:t>23%</w:t>
-            </w:r>
-          </w:p>
-        </w:tc>
-      </w:tr>
-    </w:tbl>
-    <w:p>
-      <w:pPr>
-        <w:pStyle w:val="Heading1"/>
-      </w:pPr>
-      <w:r>
-        <w:t>行业分析 5</w:t>
-      </w:r>
-    </w:p>
-    <w:p>
-      <w:r>
-        <w:br/>
-        <w:t>创联世纪科技有限公司 是中国 医疗科技 行业的重要企业之一。</w:t>
-        <w:br/>
-        <w:t>根据华辰资本 风险管理部 的研究，该公司成立于 2008 年，</w:t>
-        <w:br/>
-        <w:t>目前员工规模约 3688 人。公司近年来持续加大研发投入，</w:t>
-        <w:br/>
-        <w:t>在核心技术方面形成了较强的竞争壁垒。</w:t>
-        <w:br/>
-      </w:r>
-    </w:p>
-    <w:p>
-      <w:r>
-        <w:br/>
-        <w:t>华辰资本旗下的 HC Quant Arbitrage Fund 在最近的资产配置会议中</w:t>
-        <w:br/>
-        <w:t>讨论了 消费科技 行业的投资机会，并对 和泰传媒有限公司</w:t>
-        <w:br/>
-        <w:t>进行了重点评估。</w:t>
-        <w:br/>
-      </w:r>
-    </w:p>
-    <w:p>
-      <w:r>
-        <w:br/>
-        <w:t>快讯网络有限公司 是中国 新能源 行业的重要企业之一。</w:t>
-        <w:br/>
-        <w:t>根据华辰资本 风险管理部 的研究，该公司成立于 2016 年，</w:t>
-        <w:br/>
-        <w:t>目前员工规模约 3433 人。公司近年来持续加大研发投入，</w:t>
-        <w:br/>
-        <w:t>在核心技术方面形成了较强的竞争壁垒。</w:t>
-        <w:br/>
-      </w:r>
-    </w:p>
-    <w:p>
-      <w:r>
-        <w:br/>
-        <w:t>华辰资本旗下的 HC Quant Arbitrage Fund 在最近的资产配置会议中</w:t>
-        <w:br/>
-        <w:t>讨论了 人工智能 行业的投资机会，并对 雨林木风计算机科技有限公司</w:t>
-        <w:br/>
-        <w:t>进行了重点评估。</w:t>
-        <w:br/>
-      </w:r>
-    </w:p>
-    <w:p>
-      <w:r>
-        <w:br/>
-        <w:t>华辰资本旗下的 HC Quant Arbitrage Fund 在最近的资产配置会议中</w:t>
-        <w:br/>
-        <w:t>讨论了 人工智能 行业的投资机会，并对 迪摩科技有限公司</w:t>
-        <w:br/>
-        <w:t>进行了重点评估。</w:t>
-        <w:br/>
-      </w:r>
-    </w:p>
-    <w:p>
-      <w:r>
-        <w:br/>
-        <w:t>立信电子网络有限公司 是中国 云计算 行业的重要企业之一。</w:t>
-        <w:br/>
-        <w:t>根据华辰资本 量化研究部 的研究，该公司成立于 2009 年，</w:t>
-        <w:br/>
-        <w:t>目前员工规模约 5145 人。公司近年来持续加大研发投入，</w:t>
-        <w:br/>
-        <w:t>在核心技术方面形成了较强的竞争壁垒。</w:t>
-        <w:br/>
-      </w:r>
-    </w:p>
-    <w:p>
-      <w:r>
-        <w:br/>
-        <w:t>从产业链角度看，云计算 行业主要由上游设备厂商、</w:t>
-        <w:br/>
-        <w:t>中游平台企业以及下游应用厂商组成。</w:t>
-        <w:br/>
-        <w:t>浦华众城信息有限公司 主要位于产业链的 中游 环节。</w:t>
-        <w:br/>
-      </w:r>
-    </w:p>
-    <w:p>
-      <w:r>
-        <w:br/>
-        <w:t>东方峻景网络有限公司 是中国 机器人 行业的重要企业之一。</w:t>
-        <w:br/>
-        <w:t>根据华辰资本 投资委员会 的研究，该公司成立于 2020 年，</w:t>
-        <w:br/>
-        <w:t>目前员工规模约 7859 人。公司近年来持续加大研发投入，</w:t>
-        <w:br/>
-        <w:t>在核心技术方面形成了较强的竞争壁垒。</w:t>
-        <w:br/>
-      </w:r>
-    </w:p>
-    <w:tbl>
-      <w:tblPr>
-        <w:tblW w:type="auto" w:w="0"/>
-        <w:tblLook w:firstColumn="1" w:firstRow="1" w:lastColumn="0" w:lastRow="0" w:noHBand="0" w:noVBand="1" w:val="04A0"/>
-      </w:tblPr>
-      <w:tblGrid>
-        <w:gridCol w:w="2160"/>
-        <w:gridCol w:w="2160"/>
-        <w:gridCol w:w="2160"/>
-        <w:gridCol w:w="2160"/>
-      </w:tblGrid>
-      <w:tr>
-        <w:tc>
-          <w:tcPr>
-            <w:tcW w:type="dxa" w:w="2160"/>
-          </w:tcPr>
-          <w:p>
-            <w:r>
-              <w:t>公司</w:t>
-            </w:r>
-          </w:p>
-        </w:tc>
-        <w:tc>
-          <w:tcPr>
-            <w:tcW w:type="dxa" w:w="2160"/>
-          </w:tcPr>
-          <w:p>
-            <w:r>
-              <w:t>行业</w:t>
-            </w:r>
-          </w:p>
-        </w:tc>
-        <w:tc>
-          <w:tcPr>
-            <w:tcW w:type="dxa" w:w="2160"/>
-          </w:tcPr>
-          <w:p>
-            <w:r>
-              <w:t>市值</w:t>
-            </w:r>
-          </w:p>
-        </w:tc>
-        <w:tc>
-          <w:tcPr>
-            <w:tcW w:type="dxa" w:w="2160"/>
-          </w:tcPr>
-          <w:p>
-            <w:r>
-              <w:t>增长率</w:t>
-            </w:r>
-          </w:p>
-        </w:tc>
-      </w:tr>
-      <w:tr>
-        <w:tc>
-          <w:tcPr>
-            <w:tcW w:type="dxa" w:w="2160"/>
-          </w:tcPr>
-          <w:p>
-            <w:r>
-              <w:t>富罳信息有限公司</w:t>
-            </w:r>
-          </w:p>
-        </w:tc>
-        <w:tc>
-          <w:tcPr>
-            <w:tcW w:type="dxa" w:w="2160"/>
-          </w:tcPr>
-          <w:p>
-            <w:r>
-              <w:t>医疗科技</w:t>
-            </w:r>
-          </w:p>
-        </w:tc>
-        <w:tc>
-          <w:tcPr>
-            <w:tcW w:type="dxa" w:w="2160"/>
-          </w:tcPr>
-          <w:p>
-            <w:r>
-              <w:t>204亿</w:t>
-            </w:r>
-          </w:p>
-        </w:tc>
-        <w:tc>
-          <w:tcPr>
-            <w:tcW w:type="dxa" w:w="2160"/>
-          </w:tcPr>
-          <w:p>
-            <w:r>
-              <w:t>27%</w:t>
-            </w:r>
-          </w:p>
-        </w:tc>
-      </w:tr>
-      <w:tr>
-        <w:tc>
-          <w:tcPr>
-            <w:tcW w:type="dxa" w:w="2160"/>
-          </w:tcPr>
-          <w:p>
-            <w:r>
-              <w:t>昊嘉网络有限公司</w:t>
-            </w:r>
-          </w:p>
-        </w:tc>
-        <w:tc>
-          <w:tcPr>
-            <w:tcW w:type="dxa" w:w="2160"/>
-          </w:tcPr>
-          <w:p>
-            <w:r>
-              <w:t>新能源</w:t>
-            </w:r>
-          </w:p>
-        </w:tc>
-        <w:tc>
-          <w:tcPr>
-            <w:tcW w:type="dxa" w:w="2160"/>
-          </w:tcPr>
-          <w:p>
-            <w:r>
-              <w:t>454亿</w:t>
-            </w:r>
-          </w:p>
-        </w:tc>
-        <w:tc>
-          <w:tcPr>
-            <w:tcW w:type="dxa" w:w="2160"/>
-          </w:tcPr>
-          <w:p>
-            <w:r>
-              <w:t>28%</w:t>
-            </w:r>
-          </w:p>
-        </w:tc>
-      </w:tr>
-      <w:tr>
-        <w:tc>
-          <w:tcPr>
-            <w:tcW w:type="dxa" w:w="2160"/>
-          </w:tcPr>
-          <w:p>
-            <w:r>
-              <w:t>立信电子网络有限公司</w:t>
-            </w:r>
-          </w:p>
-        </w:tc>
-        <w:tc>
-          <w:tcPr>
-            <w:tcW w:type="dxa" w:w="2160"/>
-          </w:tcPr>
-          <w:p>
-            <w:r>
-              <w:t>云计算</w:t>
-            </w:r>
-          </w:p>
-        </w:tc>
-        <w:tc>
-          <w:tcPr>
-            <w:tcW w:type="dxa" w:w="2160"/>
-          </w:tcPr>
-          <w:p>
-            <w:r>
-              <w:t>566亿</w:t>
-            </w:r>
-          </w:p>
-        </w:tc>
-        <w:tc>
-          <w:tcPr>
-            <w:tcW w:type="dxa" w:w="2160"/>
-          </w:tcPr>
-          <w:p>
-            <w:r>
-              <w:t>21%</w:t>
-            </w:r>
-          </w:p>
-        </w:tc>
-      </w:tr>
-      <w:tr>
-        <w:tc>
-          <w:tcPr>
-            <w:tcW w:type="dxa" w:w="2160"/>
-          </w:tcPr>
-          <w:p>
-            <w:r>
-              <w:t>和泰传媒有限公司</w:t>
-            </w:r>
-          </w:p>
-        </w:tc>
-        <w:tc>
-          <w:tcPr>
-            <w:tcW w:type="dxa" w:w="2160"/>
-          </w:tcPr>
-          <w:p>
-            <w:r>
-              <w:t>消费科技</w:t>
-            </w:r>
-          </w:p>
-        </w:tc>
-        <w:tc>
-          <w:tcPr>
-            <w:tcW w:type="dxa" w:w="2160"/>
-          </w:tcPr>
-          <w:p>
-            <w:r>
-              <w:t>688亿</w:t>
-            </w:r>
-          </w:p>
-        </w:tc>
-        <w:tc>
-          <w:tcPr>
-            <w:tcW w:type="dxa" w:w="2160"/>
-          </w:tcPr>
-          <w:p>
-            <w:r>
-              <w:t>22%</w:t>
-            </w:r>
-          </w:p>
-        </w:tc>
-      </w:tr>
-      <w:tr>
-        <w:tc>
-          <w:tcPr>
-            <w:tcW w:type="dxa" w:w="2160"/>
-          </w:tcPr>
-          <w:p>
-            <w:r>
-              <w:t>创联世纪科技有限公司</w:t>
-            </w:r>
-          </w:p>
-        </w:tc>
-        <w:tc>
-          <w:tcPr>
-            <w:tcW w:type="dxa" w:w="2160"/>
-          </w:tcPr>
-          <w:p>
-            <w:r>
-              <w:t>医疗科技</w:t>
-            </w:r>
-          </w:p>
-        </w:tc>
-        <w:tc>
-          <w:tcPr>
-            <w:tcW w:type="dxa" w:w="2160"/>
-          </w:tcPr>
-          <w:p>
-            <w:r>
-              <w:t>446亿</w:t>
-            </w:r>
-          </w:p>
-        </w:tc>
-        <w:tc>
-          <w:tcPr>
-            <w:tcW w:type="dxa" w:w="2160"/>
-          </w:tcPr>
-          <w:p>
-            <w:r>
-              <w:t>5%</w:t>
-            </w:r>
-          </w:p>
-        </w:tc>
-      </w:tr>
-      <w:tr>
-        <w:tc>
-          <w:tcPr>
-            <w:tcW w:type="dxa" w:w="2160"/>
-          </w:tcPr>
-          <w:p>
-            <w:r>
-              <w:t>精芯信息有限公司</w:t>
-            </w:r>
-          </w:p>
-        </w:tc>
-        <w:tc>
-          <w:tcPr>
-            <w:tcW w:type="dxa" w:w="2160"/>
-          </w:tcPr>
-          <w:p>
-            <w:r>
-              <w:t>消费科技</w:t>
-            </w:r>
-          </w:p>
-        </w:tc>
-        <w:tc>
-          <w:tcPr>
-            <w:tcW w:type="dxa" w:w="2160"/>
-          </w:tcPr>
-          <w:p>
-            <w:r>
-              <w:t>389亿</w:t>
-            </w:r>
-          </w:p>
-        </w:tc>
-        <w:tc>
-          <w:tcPr>
-            <w:tcW w:type="dxa" w:w="2160"/>
-          </w:tcPr>
-          <w:p>
-            <w:r>
-              <w:t>27%</w:t>
-            </w:r>
-          </w:p>
-        </w:tc>
-      </w:tr>
-      <w:tr>
-        <w:tc>
-          <w:tcPr>
-            <w:tcW w:type="dxa" w:w="2160"/>
-          </w:tcPr>
-          <w:p>
-            <w:r>
-              <w:t>创联世纪科技有限公司</w:t>
-            </w:r>
-          </w:p>
-        </w:tc>
-        <w:tc>
-          <w:tcPr>
-            <w:tcW w:type="dxa" w:w="2160"/>
-          </w:tcPr>
-          <w:p>
-            <w:r>
-              <w:t>医疗科技</w:t>
-            </w:r>
-          </w:p>
-        </w:tc>
-        <w:tc>
-          <w:tcPr>
-            <w:tcW w:type="dxa" w:w="2160"/>
-          </w:tcPr>
-          <w:p>
-            <w:r>
-              <w:t>757亿</w:t>
-            </w:r>
-          </w:p>
-        </w:tc>
-        <w:tc>
-          <w:tcPr>
-            <w:tcW w:type="dxa" w:w="2160"/>
-          </w:tcPr>
-          <w:p>
-            <w:r>
-              <w:t>26%</w:t>
-            </w:r>
-          </w:p>
-        </w:tc>
-      </w:tr>
-      <w:tr>
-        <w:tc>
-          <w:tcPr>
-            <w:tcW w:type="dxa" w:w="2160"/>
-          </w:tcPr>
-          <w:p>
-            <w:r>
-              <w:t>天益科技有限公司</w:t>
-            </w:r>
-          </w:p>
-        </w:tc>
-        <w:tc>
-          <w:tcPr>
-            <w:tcW w:type="dxa" w:w="2160"/>
-          </w:tcPr>
-          <w:p>
-            <w:r>
-              <w:t>半导体</w:t>
-            </w:r>
-          </w:p>
-        </w:tc>
-        <w:tc>
-          <w:tcPr>
-            <w:tcW w:type="dxa" w:w="2160"/>
-          </w:tcPr>
-          <w:p>
-            <w:r>
-              <w:t>772亿</w:t>
-            </w:r>
-          </w:p>
-        </w:tc>
-        <w:tc>
-          <w:tcPr>
-            <w:tcW w:type="dxa" w:w="2160"/>
-          </w:tcPr>
-          <w:p>
-            <w:r>
-              <w:t>23%</w:t>
-            </w:r>
-          </w:p>
-        </w:tc>
-      </w:tr>
-      <w:tr>
-        <w:tc>
-          <w:tcPr>
-            <w:tcW w:type="dxa" w:w="2160"/>
-          </w:tcPr>
-          <w:p>
-            <w:r>
-              <w:t>信诚致远传媒有限公司</w:t>
-            </w:r>
-          </w:p>
-        </w:tc>
-        <w:tc>
-          <w:tcPr>
-            <w:tcW w:type="dxa" w:w="2160"/>
-          </w:tcPr>
-          <w:p>
-            <w:r>
-              <w:t>人工智能</w:t>
-            </w:r>
-          </w:p>
-        </w:tc>
-        <w:tc>
-          <w:tcPr>
-            <w:tcW w:type="dxa" w:w="2160"/>
-          </w:tcPr>
-          <w:p>
-            <w:r>
-              <w:t>106亿</w:t>
-            </w:r>
-          </w:p>
-        </w:tc>
-        <w:tc>
-          <w:tcPr>
-            <w:tcW w:type="dxa" w:w="2160"/>
-          </w:tcPr>
-          <w:p>
-            <w:r>
-              <w:t>11%</w:t>
-            </w:r>
-          </w:p>
-        </w:tc>
-      </w:tr>
-      <w:tr>
-        <w:tc>
-          <w:tcPr>
-            <w:tcW w:type="dxa" w:w="2160"/>
-          </w:tcPr>
-          <w:p>
-            <w:r>
-              <w:t>天益科技有限公司</w:t>
-            </w:r>
-          </w:p>
-        </w:tc>
-        <w:tc>
-          <w:tcPr>
-            <w:tcW w:type="dxa" w:w="2160"/>
-          </w:tcPr>
-          <w:p>
-            <w:r>
-              <w:t>半导体</w:t>
-            </w:r>
-          </w:p>
-        </w:tc>
-        <w:tc>
-          <w:tcPr>
-            <w:tcW w:type="dxa" w:w="2160"/>
-          </w:tcPr>
-          <w:p>
-            <w:r>
-              <w:t>769亿</w:t>
-            </w:r>
-          </w:p>
-        </w:tc>
-        <w:tc>
-          <w:tcPr>
-            <w:tcW w:type="dxa" w:w="2160"/>
-          </w:tcPr>
-          <w:p>
-            <w:r>
-              <w:t>13%</w:t>
-            </w:r>
-          </w:p>
-        </w:tc>
-      </w:tr>
-      <w:tr>
-        <w:tc>
-          <w:tcPr>
-            <w:tcW w:type="dxa" w:w="2160"/>
-          </w:tcPr>
-          <w:p>
-            <w:r>
-              <w:t>和泰科技有限公司</w:t>
-            </w:r>
-          </w:p>
-        </w:tc>
-        <w:tc>
-          <w:tcPr>
-            <w:tcW w:type="dxa" w:w="2160"/>
-          </w:tcPr>
-          <w:p>
-            <w:r>
-              <w:t>人工智能</w:t>
-            </w:r>
-          </w:p>
-        </w:tc>
-        <w:tc>
-          <w:tcPr>
-            <w:tcW w:type="dxa" w:w="2160"/>
-          </w:tcPr>
-          <w:p>
-            <w:r>
-              <w:t>733亿</w:t>
-            </w:r>
-          </w:p>
-        </w:tc>
-        <w:tc>
-          <w:tcPr>
-            <w:tcW w:type="dxa" w:w="2160"/>
-          </w:tcPr>
-          <w:p>
-            <w:r>
-              <w:t>8%</w:t>
-            </w:r>
-          </w:p>
-        </w:tc>
-      </w:tr>
-      <w:tr>
-        <w:tc>
-          <w:tcPr>
-            <w:tcW w:type="dxa" w:w="2160"/>
-          </w:tcPr>
-          <w:p>
-            <w:r>
-              <w:t>鸿睿思博信息有限公司</w:t>
-            </w:r>
-          </w:p>
-        </w:tc>
-        <w:tc>
-          <w:tcPr>
-            <w:tcW w:type="dxa" w:w="2160"/>
-          </w:tcPr>
-          <w:p>
-            <w:r>
-              <w:t>半导体</w:t>
-            </w:r>
-          </w:p>
-        </w:tc>
-        <w:tc>
-          <w:tcPr>
-            <w:tcW w:type="dxa" w:w="2160"/>
-          </w:tcPr>
-          <w:p>
-            <w:r>
-              <w:t>286亿</w:t>
-            </w:r>
-          </w:p>
-        </w:tc>
-        <w:tc>
-          <w:tcPr>
-            <w:tcW w:type="dxa" w:w="2160"/>
-          </w:tcPr>
-          <w:p>
-            <w:r>
-              <w:t>23%</w:t>
-            </w:r>
-          </w:p>
-        </w:tc>
-      </w:tr>
-      <w:tr>
-        <w:tc>
-          <w:tcPr>
-            <w:tcW w:type="dxa" w:w="2160"/>
-          </w:tcPr>
-          <w:p>
-            <w:r>
-              <w:t>富罳信息有限公司</w:t>
-            </w:r>
-          </w:p>
-        </w:tc>
-        <w:tc>
-          <w:tcPr>
-            <w:tcW w:type="dxa" w:w="2160"/>
-          </w:tcPr>
-          <w:p>
-            <w:r>
-              <w:t>医疗科技</w:t>
-            </w:r>
-          </w:p>
-        </w:tc>
-        <w:tc>
-          <w:tcPr>
-            <w:tcW w:type="dxa" w:w="2160"/>
-          </w:tcPr>
-          <w:p>
-            <w:r>
-              <w:t>781亿</w:t>
-            </w:r>
-          </w:p>
-        </w:tc>
-        <w:tc>
-          <w:tcPr>
-            <w:tcW w:type="dxa" w:w="2160"/>
-          </w:tcPr>
-          <w:p>
-            <w:r>
-              <w:t>13%</w:t>
-            </w:r>
-          </w:p>
-        </w:tc>
-      </w:tr>
-      <w:tr>
-        <w:tc>
-          <w:tcPr>
-            <w:tcW w:type="dxa" w:w="2160"/>
-          </w:tcPr>
-          <w:p>
-            <w:r>
-              <w:t>艾提科信科技有限公司</w:t>
-            </w:r>
-          </w:p>
-        </w:tc>
-        <w:tc>
-          <w:tcPr>
-            <w:tcW w:type="dxa" w:w="2160"/>
-          </w:tcPr>
-          <w:p>
-            <w:r>
-              <w:t>机器人</w:t>
-            </w:r>
-          </w:p>
-        </w:tc>
-        <w:tc>
-          <w:tcPr>
-            <w:tcW w:type="dxa" w:w="2160"/>
-          </w:tcPr>
-          <w:p>
-            <w:r>
-              <w:t>405亿</w:t>
-            </w:r>
-          </w:p>
-        </w:tc>
-        <w:tc>
-          <w:tcPr>
-            <w:tcW w:type="dxa" w:w="2160"/>
-          </w:tcPr>
-          <w:p>
-            <w:r>
-              <w:t>20%</w:t>
-            </w:r>
-          </w:p>
-        </w:tc>
-      </w:tr>
-      <w:tr>
-        <w:tc>
-          <w:tcPr>
-            <w:tcW w:type="dxa" w:w="2160"/>
-          </w:tcPr>
-          <w:p>
-            <w:r>
-              <w:t>和泰传媒有限公司</w:t>
-            </w:r>
-          </w:p>
-        </w:tc>
-        <w:tc>
-          <w:tcPr>
-            <w:tcW w:type="dxa" w:w="2160"/>
-          </w:tcPr>
-          <w:p>
-            <w:r>
-              <w:t>消费科技</w:t>
-            </w:r>
-          </w:p>
-        </w:tc>
-        <w:tc>
-          <w:tcPr>
-            <w:tcW w:type="dxa" w:w="2160"/>
-          </w:tcPr>
-          <w:p>
-            <w:r>
-              <w:t>127亿</w:t>
-            </w:r>
-          </w:p>
-        </w:tc>
-        <w:tc>
-          <w:tcPr>
-            <w:tcW w:type="dxa" w:w="2160"/>
-          </w:tcPr>
-          <w:p>
-            <w:r>
-              <w:t>26%</w:t>
             </w:r>
           </w:p>
         </w:tc>
